--- a/apps/api/src/modules/applications/templates/arf-deed-of-assignment.docx
+++ b/apps/api/src/modules/applications/templates/arf-deed-of-assignment.docx
@@ -5046,12 +5046,9 @@
       <w:pPr>
         <w:jc w:val="both"/>
         <w:rPr>
-          <w:rFonts w:ascii="Arial" w:hAnsi="Arial" w:cs="Arial"/>
-          <w:b/>
-          <w:bCs/>
-          <w:sz w:val="20"/>
-          <w:szCs w:val="20"/>
-          <w:u w:val="single"/>
+          <w:rFonts w:ascii="Arial" w:hAnsi="Arial"/>
+          <w:sz w:val="20"/>
+          <w:szCs w:val="20"/>
         </w:rPr>
       </w:pPr>
     </w:p>
@@ -5060,14 +5057,14 @@
         <w:spacing w:after="0"/>
         <w:jc w:val="both"/>
         <w:rPr>
-          <w:rFonts w:ascii="Arial" w:hAnsi="Arial" w:cs="Arial"/>
-          <w:sz w:val="20"/>
-          <w:szCs w:val="20"/>
-        </w:rPr>
-      </w:pPr>
-      <w:r>
-        <w:rPr>
-          <w:rFonts w:ascii="Arial" w:hAnsi="Arial" w:cs="Arial"/>
+          <w:rFonts w:ascii="Arial" w:hAnsi="Arial"/>
+          <w:sz w:val="20"/>
+          <w:szCs w:val="20"/>
+        </w:rPr>
+      </w:pPr>
+      <w:r>
+        <w:rPr>
+          <w:rFonts w:ascii="Arial" w:hAnsi="Arial"/>
           <w:sz w:val="20"/>
           <w:szCs w:val="20"/>
         </w:rPr>
@@ -5075,7 +5072,7 @@
       </w:r>
       <w:r>
         <w:rPr>
-          <w:rFonts w:ascii="Arial" w:hAnsi="Arial" w:cs="Arial"/>
+          <w:rFonts w:ascii="Arial" w:hAnsi="Arial"/>
           <w:sz w:val="20"/>
           <w:szCs w:val="20"/>
         </w:rPr>
@@ -5083,7 +5080,7 @@
       </w:r>
       <w:r>
         <w:rPr>
-          <w:rFonts w:ascii="Arial" w:hAnsi="Arial" w:cs="Arial"/>
+          <w:rFonts w:ascii="Arial" w:hAnsi="Arial"/>
           <w:sz w:val="20"/>
           <w:szCs w:val="20"/>
         </w:rPr>
@@ -5091,7 +5088,7 @@
       </w:r>
       <w:r>
         <w:rPr>
-          <w:rFonts w:ascii="Arial" w:hAnsi="Arial" w:cs="Arial"/>
+          <w:rFonts w:ascii="Arial" w:hAnsi="Arial"/>
           <w:sz w:val="20"/>
           <w:szCs w:val="20"/>
         </w:rPr>
@@ -5099,11 +5096,18 @@
       </w:r>
       <w:r>
         <w:rPr>
-          <w:rFonts w:ascii="Arial" w:hAnsi="Arial" w:cs="Arial"/>
+          <w:rFonts w:ascii="Arial" w:hAnsi="Arial"/>
           <w:sz w:val="20"/>
           <w:szCs w:val="20"/>
         </w:rPr>
         <w:tab/>
+      </w:r>
+      <w:r>
+        <w:rPr>
+          <w:rFonts w:ascii="Arial" w:hAnsi="Arial"/>
+          <w:sz w:val="20"/>
+          <w:szCs w:val="20"/>
+        </w:rPr>
         <w:t>)</w:t>
       </w:r>
     </w:p>
@@ -5112,14 +5116,14 @@
         <w:spacing w:after="0"/>
         <w:jc w:val="both"/>
         <w:rPr>
-          <w:rFonts w:ascii="Arial" w:hAnsi="Arial" w:cs="Arial"/>
-          <w:sz w:val="20"/>
-          <w:szCs w:val="20"/>
-        </w:rPr>
-      </w:pPr>
-      <w:r>
-        <w:rPr>
-          <w:rFonts w:ascii="Arial" w:hAnsi="Arial" w:cs="Arial"/>
+          <w:rFonts w:ascii="Arial" w:hAnsi="Arial"/>
+          <w:sz w:val="20"/>
+          <w:szCs w:val="20"/>
+        </w:rPr>
+      </w:pPr>
+      <w:r>
+        <w:rPr>
+          <w:rFonts w:ascii="Arial" w:hAnsi="Arial"/>
           <w:sz w:val="20"/>
           <w:szCs w:val="20"/>
         </w:rPr>
@@ -5127,7 +5131,7 @@
       </w:r>
       <w:r>
         <w:rPr>
-          <w:rFonts w:ascii="Arial" w:hAnsi="Arial" w:cs="Arial"/>
+          <w:rFonts w:ascii="Arial" w:hAnsi="Arial"/>
           <w:sz w:val="20"/>
           <w:szCs w:val="20"/>
         </w:rPr>
@@ -5135,7 +5139,7 @@
       </w:r>
       <w:r>
         <w:rPr>
-          <w:rFonts w:ascii="Arial" w:hAnsi="Arial" w:cs="Arial"/>
+          <w:rFonts w:ascii="Arial" w:hAnsi="Arial"/>
           <w:sz w:val="20"/>
           <w:szCs w:val="20"/>
         </w:rPr>
@@ -5143,11 +5147,18 @@
       </w:r>
       <w:r>
         <w:rPr>
-          <w:rFonts w:ascii="Arial" w:hAnsi="Arial" w:cs="Arial"/>
+          <w:rFonts w:ascii="Arial" w:hAnsi="Arial"/>
           <w:sz w:val="20"/>
           <w:szCs w:val="20"/>
         </w:rPr>
         <w:tab/>
+      </w:r>
+      <w:r>
+        <w:rPr>
+          <w:rFonts w:ascii="Arial" w:hAnsi="Arial"/>
+          <w:sz w:val="20"/>
+          <w:szCs w:val="20"/>
+        </w:rPr>
         <w:t>)</w:t>
       </w:r>
     </w:p>
@@ -5156,16 +5167,14 @@
         <w:spacing w:after="0"/>
         <w:jc w:val="both"/>
         <w:rPr>
-          <w:rFonts w:ascii="Arial" w:hAnsi="Arial" w:cs="Arial"/>
-          <w:sz w:val="20"/>
-          <w:szCs w:val="20"/>
-        </w:rPr>
-      </w:pPr>
-      <w:r>
-        <w:rPr>
-          <w:rFonts w:ascii="Arial" w:hAnsi="Arial" w:cs="Arial"/>
-          <w:b/>
-          <w:bCs/>
+          <w:rFonts w:ascii="Arial" w:hAnsi="Arial"/>
+          <w:sz w:val="20"/>
+          <w:szCs w:val="20"/>
+        </w:rPr>
+      </w:pPr>
+      <w:r>
+        <w:rPr>
+          <w:rFonts w:ascii="Arial" w:hAnsi="Arial"/>
           <w:sz w:val="20"/>
           <w:szCs w:val="20"/>
         </w:rPr>
@@ -5173,20 +5182,23 @@
       </w:r>
       <w:r>
         <w:rPr>
-          <w:rFonts w:ascii="Arial" w:hAnsi="Arial" w:cs="Arial"/>
-          <w:b/>
-          <w:bCs/>
+          <w:rFonts w:ascii="Arial" w:hAnsi="Arial"/>
           <w:sz w:val="20"/>
           <w:szCs w:val="20"/>
         </w:rPr>
         <w:tab/>
+      </w:r>
+      <w:r>
+        <w:rPr>
+          <w:rFonts w:ascii="Arial" w:hAnsi="Arial"/>
+          <w:sz w:val="20"/>
+          <w:szCs w:val="20"/>
+        </w:rPr>
         <w:t>)</w:t>
       </w:r>
       <w:r>
         <w:rPr>
-          <w:rFonts w:ascii="Arial" w:hAnsi="Arial" w:cs="Arial"/>
-          <w:b/>
-          <w:bCs/>
+          <w:rFonts w:ascii="Arial" w:hAnsi="Arial"/>
           <w:sz w:val="20"/>
           <w:szCs w:val="20"/>
         </w:rPr>
@@ -5194,7 +5206,7 @@
       </w:r>
       <w:r>
         <w:rPr>
-          <w:rFonts w:ascii="Arial" w:hAnsi="Arial" w:cs="Arial"/>
+          <w:rFonts w:ascii="Arial" w:hAnsi="Arial"/>
           <w:sz w:val="20"/>
           <w:szCs w:val="20"/>
         </w:rPr>
@@ -5206,14 +5218,14 @@
         <w:spacing w:after="0"/>
         <w:jc w:val="both"/>
         <w:rPr>
-          <w:rFonts w:ascii="Arial" w:hAnsi="Arial" w:cs="Arial"/>
-          <w:sz w:val="20"/>
-          <w:szCs w:val="20"/>
-        </w:rPr>
-      </w:pPr>
-      <w:r>
-        <w:rPr>
-          <w:rFonts w:ascii="Arial" w:hAnsi="Arial" w:cs="Arial"/>
+          <w:rFonts w:ascii="Arial" w:hAnsi="Arial"/>
+          <w:sz w:val="20"/>
+          <w:szCs w:val="20"/>
+        </w:rPr>
+      </w:pPr>
+      <w:r>
+        <w:rPr>
+          <w:rFonts w:ascii="Arial" w:hAnsi="Arial"/>
           <w:sz w:val="20"/>
           <w:szCs w:val="20"/>
         </w:rPr>
@@ -5221,7 +5233,7 @@
       </w:r>
       <w:r>
         <w:rPr>
-          <w:rFonts w:ascii="Arial" w:hAnsi="Arial" w:cs="Arial"/>
+          <w:rFonts w:ascii="Arial" w:hAnsi="Arial"/>
           <w:sz w:val="20"/>
           <w:szCs w:val="20"/>
         </w:rPr>
@@ -5229,7 +5241,7 @@
       </w:r>
       <w:r>
         <w:rPr>
-          <w:rFonts w:ascii="Arial" w:hAnsi="Arial" w:cs="Arial"/>
+          <w:rFonts w:ascii="Arial" w:hAnsi="Arial"/>
           <w:sz w:val="20"/>
           <w:szCs w:val="20"/>
         </w:rPr>
@@ -5237,7 +5249,7 @@
       </w:r>
       <w:r>
         <w:rPr>
-          <w:rFonts w:ascii="Arial" w:hAnsi="Arial" w:cs="Arial"/>
+          <w:rFonts w:ascii="Arial" w:hAnsi="Arial"/>
           <w:sz w:val="20"/>
           <w:szCs w:val="20"/>
         </w:rPr>
@@ -5245,7 +5257,7 @@
       </w:r>
       <w:r>
         <w:rPr>
-          <w:rFonts w:ascii="Arial" w:hAnsi="Arial" w:cs="Arial"/>
+          <w:rFonts w:ascii="Arial" w:hAnsi="Arial"/>
           <w:sz w:val="20"/>
           <w:szCs w:val="20"/>
         </w:rPr>
@@ -5253,12 +5265,28 @@
       </w:r>
       <w:r>
         <w:rPr>
-          <w:rFonts w:ascii="Arial" w:hAnsi="Arial" w:cs="Arial"/>
+          <w:rFonts w:ascii="Arial" w:hAnsi="Arial"/>
           <w:sz w:val="20"/>
           <w:szCs w:val="20"/>
         </w:rPr>
         <w:tab/>
-        <w:t>Name:</w:t>
+      </w:r>
+      <w:r>
+        <w:rPr>
+          <w:rFonts w:ascii="Arial" w:hAnsi="Arial"/>
+          <w:sz w:val="20"/>
+          <w:szCs w:val="20"/>
+        </w:rPr>
+        <w:t xml:space="preserve">Name: </w:t>
+      </w:r>
+      <w:r>
+        <w:rPr>
+          <w:rFonts w:ascii="Arial" w:hAnsi="Arial"/>
+          <w:sz w:val="20"/>
+          <w:szCs w:val="20"/>
+          <w:highlight w:val="yellow"/>
+        </w:rPr>
+        <w:t>{ssp_1_name}</w:t>
       </w:r>
     </w:p>
     <w:p>
@@ -5266,14 +5294,14 @@
         <w:spacing w:after="0"/>
         <w:jc w:val="both"/>
         <w:rPr>
-          <w:rFonts w:ascii="Arial" w:hAnsi="Arial" w:cs="Arial"/>
-          <w:sz w:val="20"/>
-          <w:szCs w:val="20"/>
-        </w:rPr>
-      </w:pPr>
-      <w:r>
-        <w:rPr>
-          <w:rFonts w:ascii="Arial" w:hAnsi="Arial" w:cs="Arial"/>
+          <w:rFonts w:ascii="Arial" w:hAnsi="Arial"/>
+          <w:sz w:val="20"/>
+          <w:szCs w:val="20"/>
+        </w:rPr>
+      </w:pPr>
+      <w:r>
+        <w:rPr>
+          <w:rFonts w:ascii="Arial" w:hAnsi="Arial"/>
           <w:sz w:val="20"/>
           <w:szCs w:val="20"/>
         </w:rPr>
@@ -5281,7 +5309,7 @@
       </w:r>
       <w:r>
         <w:rPr>
-          <w:rFonts w:ascii="Arial" w:hAnsi="Arial" w:cs="Arial"/>
+          <w:rFonts w:ascii="Arial" w:hAnsi="Arial"/>
           <w:sz w:val="20"/>
           <w:szCs w:val="20"/>
         </w:rPr>
@@ -5289,7 +5317,7 @@
       </w:r>
       <w:r>
         <w:rPr>
-          <w:rFonts w:ascii="Arial" w:hAnsi="Arial" w:cs="Arial"/>
+          <w:rFonts w:ascii="Arial" w:hAnsi="Arial"/>
           <w:sz w:val="20"/>
           <w:szCs w:val="20"/>
         </w:rPr>
@@ -5297,7 +5325,7 @@
       </w:r>
       <w:r>
         <w:rPr>
-          <w:rFonts w:ascii="Arial" w:hAnsi="Arial" w:cs="Arial"/>
+          <w:rFonts w:ascii="Arial" w:hAnsi="Arial"/>
           <w:sz w:val="20"/>
           <w:szCs w:val="20"/>
         </w:rPr>
@@ -5305,7 +5333,7 @@
       </w:r>
       <w:r>
         <w:rPr>
-          <w:rFonts w:ascii="Arial" w:hAnsi="Arial" w:cs="Arial"/>
+          <w:rFonts w:ascii="Arial" w:hAnsi="Arial"/>
           <w:sz w:val="20"/>
           <w:szCs w:val="20"/>
         </w:rPr>
@@ -5313,59 +5341,75 @@
       </w:r>
       <w:r>
         <w:rPr>
-          <w:rFonts w:ascii="Arial" w:hAnsi="Arial" w:cs="Arial"/>
+          <w:rFonts w:ascii="Arial" w:hAnsi="Arial"/>
           <w:sz w:val="20"/>
           <w:szCs w:val="20"/>
         </w:rPr>
         <w:tab/>
-        <w:t>Designation:</w:t>
-      </w:r>
-    </w:p>
-    <w:p>
-      <w:pPr>
-        <w:jc w:val="both"/>
-        <w:rPr>
-          <w:rFonts w:ascii="Arial" w:hAnsi="Arial" w:cs="Arial"/>
-          <w:sz w:val="20"/>
-          <w:szCs w:val="20"/>
-        </w:rPr>
-      </w:pPr>
-    </w:p>
-    <w:p>
-      <w:pPr>
-        <w:jc w:val="both"/>
-        <w:rPr>
-          <w:rFonts w:ascii="Arial" w:hAnsi="Arial" w:cs="Arial"/>
-          <w:sz w:val="20"/>
-          <w:szCs w:val="20"/>
-        </w:rPr>
-      </w:pPr>
-    </w:p>
-    <w:p>
-      <w:pPr>
-        <w:jc w:val="both"/>
-        <w:rPr>
-          <w:rFonts w:ascii="Arial" w:hAnsi="Arial" w:cs="Arial"/>
-          <w:sz w:val="20"/>
-          <w:szCs w:val="20"/>
-        </w:rPr>
-      </w:pPr>
-    </w:p>
-    <w:p>
-      <w:pPr>
-        <w:jc w:val="both"/>
-        <w:rPr>
-          <w:rFonts w:ascii="Arial" w:hAnsi="Arial" w:cs="Arial"/>
-          <w:sz w:val="20"/>
-          <w:szCs w:val="20"/>
-        </w:rPr>
-      </w:pPr>
-    </w:p>
-    <w:p>
-      <w:pPr>
-        <w:jc w:val="both"/>
-        <w:rPr>
-          <w:rFonts w:ascii="Arial" w:hAnsi="Arial" w:cs="Arial"/>
+      </w:r>
+      <w:r>
+        <w:rPr>
+          <w:rFonts w:ascii="Arial" w:hAnsi="Arial"/>
+          <w:sz w:val="20"/>
+          <w:szCs w:val="20"/>
+        </w:rPr>
+        <w:t xml:space="preserve">Designation: </w:t>
+      </w:r>
+      <w:r>
+        <w:rPr>
+          <w:rFonts w:ascii="Arial" w:hAnsi="Arial"/>
+          <w:sz w:val="20"/>
+          <w:szCs w:val="20"/>
+          <w:highlight w:val="yellow"/>
+        </w:rPr>
+        <w:t>{ssp_1_designation}</w:t>
+      </w:r>
+    </w:p>
+    <w:p>
+      <w:pPr>
+        <w:jc w:val="both"/>
+        <w:rPr>
+          <w:rFonts w:ascii="Arial" w:hAnsi="Arial"/>
+          <w:sz w:val="20"/>
+          <w:szCs w:val="20"/>
+        </w:rPr>
+      </w:pPr>
+    </w:p>
+    <w:p>
+      <w:pPr>
+        <w:jc w:val="both"/>
+        <w:rPr>
+          <w:rFonts w:ascii="Arial" w:hAnsi="Arial"/>
+          <w:sz w:val="20"/>
+          <w:szCs w:val="20"/>
+        </w:rPr>
+      </w:pPr>
+    </w:p>
+    <w:p>
+      <w:pPr>
+        <w:jc w:val="both"/>
+        <w:rPr>
+          <w:rFonts w:ascii="Arial" w:hAnsi="Arial"/>
+          <w:sz w:val="20"/>
+          <w:szCs w:val="20"/>
+        </w:rPr>
+      </w:pPr>
+    </w:p>
+    <w:p>
+      <w:pPr>
+        <w:jc w:val="both"/>
+        <w:rPr>
+          <w:rFonts w:ascii="Arial" w:hAnsi="Arial"/>
+          <w:sz w:val="20"/>
+          <w:szCs w:val="20"/>
+        </w:rPr>
+      </w:pPr>
+    </w:p>
+    <w:p>
+      <w:pPr>
+        <w:jc w:val="both"/>
+        <w:rPr>
+          <w:rFonts w:ascii="Arial" w:hAnsi="Arial"/>
           <w:sz w:val="20"/>
           <w:szCs w:val="20"/>
         </w:rPr>
@@ -5376,14 +5420,14 @@
         <w:spacing w:after="0"/>
         <w:jc w:val="both"/>
         <w:rPr>
-          <w:rFonts w:ascii="Arial" w:hAnsi="Arial" w:cs="Arial"/>
-          <w:sz w:val="20"/>
-          <w:szCs w:val="20"/>
-        </w:rPr>
-      </w:pPr>
-      <w:r>
-        <w:rPr>
-          <w:rFonts w:ascii="Arial" w:hAnsi="Arial" w:cs="Arial"/>
+          <w:rFonts w:ascii="Arial" w:hAnsi="Arial"/>
+          <w:sz w:val="20"/>
+          <w:szCs w:val="20"/>
+        </w:rPr>
+      </w:pPr>
+      <w:r>
+        <w:rPr>
+          <w:rFonts w:ascii="Arial" w:hAnsi="Arial"/>
           <w:sz w:val="20"/>
           <w:szCs w:val="20"/>
         </w:rPr>
@@ -5391,7 +5435,7 @@
       </w:r>
       <w:r>
         <w:rPr>
-          <w:rFonts w:ascii="Arial" w:hAnsi="Arial" w:cs="Arial"/>
+          <w:rFonts w:ascii="Arial" w:hAnsi="Arial"/>
           <w:sz w:val="20"/>
           <w:szCs w:val="20"/>
         </w:rPr>
@@ -5399,7 +5443,7 @@
       </w:r>
       <w:r>
         <w:rPr>
-          <w:rFonts w:ascii="Arial" w:hAnsi="Arial" w:cs="Arial"/>
+          <w:rFonts w:ascii="Arial" w:hAnsi="Arial"/>
           <w:sz w:val="20"/>
           <w:szCs w:val="20"/>
         </w:rPr>
@@ -5407,7 +5451,7 @@
       </w:r>
       <w:r>
         <w:rPr>
-          <w:rFonts w:ascii="Arial" w:hAnsi="Arial" w:cs="Arial"/>
+          <w:rFonts w:ascii="Arial" w:hAnsi="Arial"/>
           <w:sz w:val="20"/>
           <w:szCs w:val="20"/>
         </w:rPr>
@@ -5415,7 +5459,7 @@
       </w:r>
       <w:r>
         <w:rPr>
-          <w:rFonts w:ascii="Arial" w:hAnsi="Arial" w:cs="Arial"/>
+          <w:rFonts w:ascii="Arial" w:hAnsi="Arial"/>
           <w:sz w:val="20"/>
           <w:szCs w:val="20"/>
         </w:rPr>
@@ -5423,7 +5467,7 @@
       </w:r>
       <w:r>
         <w:rPr>
-          <w:rFonts w:ascii="Arial" w:hAnsi="Arial" w:cs="Arial"/>
+          <w:rFonts w:ascii="Arial" w:hAnsi="Arial"/>
           <w:sz w:val="20"/>
           <w:szCs w:val="20"/>
         </w:rPr>
@@ -5431,7 +5475,7 @@
       </w:r>
       <w:r>
         <w:rPr>
-          <w:rFonts w:ascii="Arial" w:hAnsi="Arial" w:cs="Arial"/>
+          <w:rFonts w:ascii="Arial" w:hAnsi="Arial"/>
           <w:sz w:val="20"/>
           <w:szCs w:val="20"/>
         </w:rPr>
@@ -5443,14 +5487,14 @@
         <w:spacing w:after="0"/>
         <w:jc w:val="both"/>
         <w:rPr>
-          <w:rFonts w:ascii="Arial" w:hAnsi="Arial" w:cs="Arial"/>
-          <w:sz w:val="20"/>
-          <w:szCs w:val="20"/>
-        </w:rPr>
-      </w:pPr>
-      <w:r>
-        <w:rPr>
-          <w:rFonts w:ascii="Arial" w:hAnsi="Arial" w:cs="Arial"/>
+          <w:rFonts w:ascii="Arial" w:hAnsi="Arial"/>
+          <w:sz w:val="20"/>
+          <w:szCs w:val="20"/>
+        </w:rPr>
+      </w:pPr>
+      <w:r>
+        <w:rPr>
+          <w:rFonts w:ascii="Arial" w:hAnsi="Arial"/>
           <w:sz w:val="20"/>
           <w:szCs w:val="20"/>
         </w:rPr>
@@ -5458,7 +5502,7 @@
       </w:r>
       <w:r>
         <w:rPr>
-          <w:rFonts w:ascii="Arial" w:hAnsi="Arial" w:cs="Arial"/>
+          <w:rFonts w:ascii="Arial" w:hAnsi="Arial"/>
           <w:sz w:val="20"/>
           <w:szCs w:val="20"/>
         </w:rPr>
@@ -5466,7 +5510,7 @@
       </w:r>
       <w:r>
         <w:rPr>
-          <w:rFonts w:ascii="Arial" w:hAnsi="Arial" w:cs="Arial"/>
+          <w:rFonts w:ascii="Arial" w:hAnsi="Arial"/>
           <w:sz w:val="20"/>
           <w:szCs w:val="20"/>
         </w:rPr>
@@ -5474,7 +5518,7 @@
       </w:r>
       <w:r>
         <w:rPr>
-          <w:rFonts w:ascii="Arial" w:hAnsi="Arial" w:cs="Arial"/>
+          <w:rFonts w:ascii="Arial" w:hAnsi="Arial"/>
           <w:sz w:val="20"/>
           <w:szCs w:val="20"/>
         </w:rPr>
@@ -5482,7 +5526,7 @@
       </w:r>
       <w:r>
         <w:rPr>
-          <w:rFonts w:ascii="Arial" w:hAnsi="Arial" w:cs="Arial"/>
+          <w:rFonts w:ascii="Arial" w:hAnsi="Arial"/>
           <w:sz w:val="20"/>
           <w:szCs w:val="20"/>
         </w:rPr>
@@ -5490,12 +5534,28 @@
       </w:r>
       <w:r>
         <w:rPr>
-          <w:rFonts w:ascii="Arial" w:hAnsi="Arial" w:cs="Arial"/>
+          <w:rFonts w:ascii="Arial" w:hAnsi="Arial"/>
           <w:sz w:val="20"/>
           <w:szCs w:val="20"/>
         </w:rPr>
         <w:tab/>
-        <w:t>Name:</w:t>
+      </w:r>
+      <w:r>
+        <w:rPr>
+          <w:rFonts w:ascii="Arial" w:hAnsi="Arial"/>
+          <w:sz w:val="20"/>
+          <w:szCs w:val="20"/>
+        </w:rPr>
+        <w:t xml:space="preserve">Name: </w:t>
+      </w:r>
+      <w:r>
+        <w:rPr>
+          <w:rFonts w:ascii="Arial" w:hAnsi="Arial"/>
+          <w:sz w:val="20"/>
+          <w:szCs w:val="20"/>
+          <w:highlight w:val="yellow"/>
+        </w:rPr>
+        <w:t>{ssp_2_name}</w:t>
       </w:r>
     </w:p>
     <w:p>
@@ -5503,14 +5563,14 @@
         <w:spacing w:after="0"/>
         <w:jc w:val="both"/>
         <w:rPr>
-          <w:rFonts w:ascii="Arial" w:hAnsi="Arial" w:cs="Arial"/>
-          <w:sz w:val="20"/>
-          <w:szCs w:val="20"/>
-        </w:rPr>
-      </w:pPr>
-      <w:r>
-        <w:rPr>
-          <w:rFonts w:ascii="Arial" w:hAnsi="Arial" w:cs="Arial"/>
+          <w:rFonts w:ascii="Arial" w:hAnsi="Arial"/>
+          <w:sz w:val="20"/>
+          <w:szCs w:val="20"/>
+        </w:rPr>
+      </w:pPr>
+      <w:r>
+        <w:rPr>
+          <w:rFonts w:ascii="Arial" w:hAnsi="Arial"/>
           <w:sz w:val="20"/>
           <w:szCs w:val="20"/>
         </w:rPr>
@@ -5518,7 +5578,7 @@
       </w:r>
       <w:r>
         <w:rPr>
-          <w:rFonts w:ascii="Arial" w:hAnsi="Arial" w:cs="Arial"/>
+          <w:rFonts w:ascii="Arial" w:hAnsi="Arial"/>
           <w:sz w:val="20"/>
           <w:szCs w:val="20"/>
         </w:rPr>
@@ -5526,7 +5586,7 @@
       </w:r>
       <w:r>
         <w:rPr>
-          <w:rFonts w:ascii="Arial" w:hAnsi="Arial" w:cs="Arial"/>
+          <w:rFonts w:ascii="Arial" w:hAnsi="Arial"/>
           <w:sz w:val="20"/>
           <w:szCs w:val="20"/>
         </w:rPr>
@@ -5534,7 +5594,7 @@
       </w:r>
       <w:r>
         <w:rPr>
-          <w:rFonts w:ascii="Arial" w:hAnsi="Arial" w:cs="Arial"/>
+          <w:rFonts w:ascii="Arial" w:hAnsi="Arial"/>
           <w:sz w:val="20"/>
           <w:szCs w:val="20"/>
         </w:rPr>
@@ -5542,7 +5602,7 @@
       </w:r>
       <w:r>
         <w:rPr>
-          <w:rFonts w:ascii="Arial" w:hAnsi="Arial" w:cs="Arial"/>
+          <w:rFonts w:ascii="Arial" w:hAnsi="Arial"/>
           <w:sz w:val="20"/>
           <w:szCs w:val="20"/>
         </w:rPr>
@@ -5550,105 +5610,83 @@
       </w:r>
       <w:r>
         <w:rPr>
-          <w:rFonts w:ascii="Arial" w:hAnsi="Arial" w:cs="Arial"/>
+          <w:rFonts w:ascii="Arial" w:hAnsi="Arial"/>
           <w:sz w:val="20"/>
           <w:szCs w:val="20"/>
         </w:rPr>
         <w:tab/>
-        <w:t>Designation:</w:t>
-      </w:r>
-    </w:p>
-    <w:p>
-      <w:pPr>
-        <w:jc w:val="both"/>
-        <w:rPr>
-          <w:rFonts w:ascii="Arial" w:hAnsi="Arial" w:cs="Arial"/>
-          <w:sz w:val="20"/>
-          <w:szCs w:val="20"/>
-        </w:rPr>
-      </w:pPr>
-    </w:p>
-    <w:tbl>
-      <w:tblPr>
-        <w:tblStyle w:val="TableGrid"/>
-        <w:tblW w:w="0" w:type="auto"/>
-        <w:tblInd w:w="4135" w:type="dxa"/>
-        <w:tblLook w:val="04A0" w:firstRow="1" w:lastRow="0" w:firstColumn="1" w:lastColumn="0" w:noHBand="0" w:noVBand="1"/>
-      </w:tblPr>
-      <w:tblGrid>
-        <w:gridCol w:w="5215"/>
-      </w:tblGrid>
-      <w:tr>
-        <w:trPr>
-          <w:trHeight w:val="1592"/>
-        </w:trPr>
-        <w:tc>
-          <w:tcPr>
-            <w:tcW w:w="5215" w:type="dxa"/>
-          </w:tcPr>
-          <w:p>
-            <w:pPr>
-              <w:jc w:val="both"/>
-              <w:rPr>
-                <w:rFonts w:ascii="Arial" w:hAnsi="Arial" w:cs="Arial"/>
-                <w:sz w:val="20"/>
-                <w:szCs w:val="20"/>
-              </w:rPr>
-            </w:pPr>
-            <w:r>
-              <w:rPr>
-                <w:rFonts w:ascii="Arial" w:hAnsi="Arial" w:cs="Arial"/>
-                <w:sz w:val="20"/>
-                <w:szCs w:val="20"/>
-              </w:rPr>
-              <w:t xml:space="preserve">[SSP] </w:t>
-            </w:r>
-          </w:p>
-          <w:p>
-            <w:pPr>
-              <w:jc w:val="both"/>
-              <w:rPr>
-                <w:rFonts w:ascii="Arial" w:hAnsi="Arial" w:cs="Arial"/>
-                <w:sz w:val="20"/>
-                <w:szCs w:val="20"/>
-              </w:rPr>
-            </w:pPr>
-            <w:r>
-              <w:rPr>
-                <w:rFonts w:ascii="Arial" w:hAnsi="Arial" w:cs="Arial"/>
-                <w:sz w:val="20"/>
-                <w:szCs w:val="20"/>
-              </w:rPr>
-              <w:t>Company Stamp:</w:t>
-            </w:r>
-          </w:p>
-        </w:tc>
-      </w:tr>
-    </w:tbl>
-    <w:p>
-      <w:pPr>
-        <w:jc w:val="both"/>
-        <w:rPr>
-          <w:rFonts w:ascii="Arial" w:hAnsi="Arial" w:cs="Arial"/>
-          <w:sz w:val="20"/>
-          <w:szCs w:val="20"/>
-        </w:rPr>
-      </w:pPr>
-    </w:p>
-    <w:p>
-      <w:pPr>
-        <w:rPr>
-          <w:rFonts w:ascii="Arial" w:hAnsi="Arial" w:cs="Arial"/>
-          <w:sz w:val="20"/>
-          <w:szCs w:val="20"/>
-        </w:rPr>
-      </w:pPr>
-      <w:r>
-        <w:rPr>
-          <w:rFonts w:ascii="Arial" w:hAnsi="Arial" w:cs="Arial"/>
-          <w:sz w:val="20"/>
-          <w:szCs w:val="20"/>
-        </w:rPr>
+      </w:r>
+      <w:r>
+        <w:rPr>
+          <w:rFonts w:ascii="Arial" w:hAnsi="Arial"/>
+          <w:sz w:val="20"/>
+          <w:szCs w:val="20"/>
+        </w:rPr>
+        <w:t xml:space="preserve">Designation: </w:t>
+      </w:r>
+      <w:r>
+        <w:rPr>
+          <w:rFonts w:ascii="Arial" w:hAnsi="Arial"/>
+          <w:sz w:val="20"/>
+          <w:szCs w:val="20"/>
+          <w:highlight w:val="yellow"/>
+        </w:rPr>
+        <w:t>{ssp_2_designation}</w:t>
+      </w:r>
+    </w:p>
+    <w:p>
+      <w:pPr>
+        <w:jc w:val="both"/>
+        <w:rPr>
+          <w:rFonts w:ascii="Arial" w:hAnsi="Arial"/>
+          <w:sz w:val="20"/>
+          <w:szCs w:val="20"/>
+        </w:rPr>
+      </w:pPr>
+    </w:p>
+    <w:p>
+      <w:pPr>
+        <w:spacing w:line="360" w:lineRule="auto"/>
+        <w:jc w:val="both"/>
+        <w:rPr>
+          <w:rFonts w:ascii="Arial" w:hAnsi="Arial"/>
+          <w:sz w:val="20"/>
+          <w:szCs w:val="20"/>
+        </w:rPr>
+      </w:pPr>
+      <w:r>
+        <w:rPr>
+          <w:rFonts w:ascii="Arial" w:hAnsi="Arial"/>
+          <w:sz w:val="20"/>
+          <w:szCs w:val="20"/>
+        </w:rPr>
+        <w:t>[SSP]</w:t>
+      </w:r>
+    </w:p>
+    <w:p>
+      <w:pPr>
+        <w:spacing w:line="360" w:lineRule="auto"/>
+        <w:jc w:val="both"/>
+        <w:rPr>
+          <w:rFonts w:ascii="Arial" w:hAnsi="Arial"/>
+          <w:sz w:val="20"/>
+          <w:szCs w:val="20"/>
+        </w:rPr>
+      </w:pPr>
+      <w:r>
+        <w:rPr>
+          <w:rFonts w:ascii="Arial" w:hAnsi="Arial"/>
+          <w:sz w:val="20"/>
+          <w:szCs w:val="20"/>
+        </w:rPr>
+        <w:t>Company Stamp: §SSP_COMPANY_STAMP_IMAGE§</w:t>
+      </w:r>
+    </w:p>
+    <w:p>
+      <w:pPr>
+        <w:spacing w:line="360" w:lineRule="auto"/>
+      </w:pPr>
+      <w:r>
         <w:br w:type="page"/>
       </w:r>
     </w:p>
@@ -6018,7 +6056,7 @@
                 <w:sz w:val="20"/>
                 <w:szCs w:val="20"/>
               </w:rPr>
-              <w:t>...........................................................................</w:t>
+              <w:t>______________________________________</w:t>
             </w:r>
           </w:p>
         </w:tc>
@@ -6048,7 +6086,7 @@
                 <w:sz w:val="20"/>
                 <w:szCs w:val="20"/>
               </w:rPr>
-              <w:t>..............................................................</w:t>
+              <w:t>_______________________________</w:t>
             </w:r>
           </w:p>
         </w:tc>
@@ -6179,7 +6217,16 @@
                 <w:sz w:val="20"/>
                 <w:szCs w:val="20"/>
               </w:rPr>
-              <w:t>Name:</w:t>
+              <w:t xml:space="preserve">Name: </w:t>
+            </w:r>
+            <w:r>
+              <w:rPr>
+                <w:rFonts w:ascii="Arial" w:hAnsi="Arial"/>
+                <w:sz w:val="20"/>
+                <w:szCs w:val="20"/>
+                <w:highlight w:val="yellow"/>
+              </w:rPr>
+              <w:t>{witness_name}</w:t>
             </w:r>
           </w:p>
         </w:tc>
@@ -6253,7 +6300,16 @@
                 <w:sz w:val="20"/>
                 <w:szCs w:val="20"/>
               </w:rPr>
-              <w:t>Designation:</w:t>
+              <w:t xml:space="preserve">Designation: </w:t>
+            </w:r>
+            <w:r>
+              <w:rPr>
+                <w:rFonts w:ascii="Arial" w:hAnsi="Arial"/>
+                <w:sz w:val="20"/>
+                <w:szCs w:val="20"/>
+                <w:highlight w:val="yellow"/>
+              </w:rPr>
+              <w:t>{witness_designation}</w:t>
             </w:r>
           </w:p>
         </w:tc>

--- a/apps/api/src/modules/applications/templates/arf-deed-of-assignment.docx
+++ b/apps/api/src/modules/applications/templates/arf-deed-of-assignment.docx
@@ -5175,6 +5175,8 @@
       <w:r>
         <w:rPr>
           <w:rFonts w:ascii="Arial" w:hAnsi="Arial"/>
+          <w:b/>
+          <w:bCs/>
           <w:sz w:val="20"/>
           <w:szCs w:val="20"/>
         </w:rPr>
@@ -5183,6 +5185,8 @@
       <w:r>
         <w:rPr>
           <w:rFonts w:ascii="Arial" w:hAnsi="Arial"/>
+          <w:b/>
+          <w:bCs/>
           <w:sz w:val="20"/>
           <w:szCs w:val="20"/>
         </w:rPr>
@@ -5191,6 +5195,8 @@
       <w:r>
         <w:rPr>
           <w:rFonts w:ascii="Arial" w:hAnsi="Arial"/>
+          <w:b/>
+          <w:bCs/>
           <w:sz w:val="20"/>
           <w:szCs w:val="20"/>
         </w:rPr>
@@ -5216,7 +5222,11 @@
     <w:p>
       <w:pPr>
         <w:spacing w:after="0"/>
-        <w:jc w:val="both"/>
+        <w:tabs>
+          <w:tab w:val="left" w:pos="5400"/>
+        </w:tabs>
+        <w:ind w:left="5510" w:hanging="1190"/>
+        <w:jc w:val="left"/>
         <w:rPr>
           <w:rFonts w:ascii="Arial" w:hAnsi="Arial"/>
           <w:sz w:val="20"/>
@@ -5229,6 +5239,14 @@
           <w:sz w:val="20"/>
           <w:szCs w:val="20"/>
         </w:rPr>
+        <w:t>Name</w:t>
+      </w:r>
+      <w:r>
+        <w:rPr>
+          <w:rFonts w:ascii="Arial" w:hAnsi="Arial"/>
+          <w:sz w:val="20"/>
+          <w:szCs w:val="20"/>
+        </w:rPr>
         <w:tab/>
       </w:r>
       <w:r>
@@ -5237,6 +5255,54 @@
           <w:sz w:val="20"/>
           <w:szCs w:val="20"/>
         </w:rPr>
+        <w:t>:</w:t>
+      </w:r>
+      <w:r>
+        <w:rPr>
+          <w:rFonts w:ascii="Arial" w:hAnsi="Arial"/>
+          <w:sz w:val="20"/>
+          <w:szCs w:val="20"/>
+        </w:rPr>
+        <w:t xml:space="preserve"> </w:t>
+      </w:r>
+      <w:r>
+        <w:rPr>
+          <w:rFonts w:ascii="Arial" w:hAnsi="Arial"/>
+          <w:sz w:val="20"/>
+          <w:szCs w:val="20"/>
+          <w:highlight w:val="yellow"/>
+        </w:rPr>
+        <w:t>{ssp_1_name}</w:t>
+      </w:r>
+    </w:p>
+    <w:p>
+      <w:pPr>
+        <w:spacing w:after="0"/>
+        <w:tabs>
+          <w:tab w:val="left" w:pos="5400"/>
+        </w:tabs>
+        <w:ind w:left="5510" w:hanging="1190"/>
+        <w:jc w:val="left"/>
+        <w:rPr>
+          <w:rFonts w:ascii="Arial" w:hAnsi="Arial"/>
+          <w:sz w:val="20"/>
+          <w:szCs w:val="20"/>
+        </w:rPr>
+      </w:pPr>
+      <w:r>
+        <w:rPr>
+          <w:rFonts w:ascii="Arial" w:hAnsi="Arial"/>
+          <w:sz w:val="20"/>
+          <w:szCs w:val="20"/>
+        </w:rPr>
+        <w:t>Designation</w:t>
+      </w:r>
+      <w:r>
+        <w:rPr>
+          <w:rFonts w:ascii="Arial" w:hAnsi="Arial"/>
+          <w:sz w:val="20"/>
+          <w:szCs w:val="20"/>
+        </w:rPr>
         <w:tab/>
       </w:r>
       <w:r>
@@ -5245,6 +5311,92 @@
           <w:sz w:val="20"/>
           <w:szCs w:val="20"/>
         </w:rPr>
+        <w:t>:</w:t>
+      </w:r>
+      <w:r>
+        <w:rPr>
+          <w:rFonts w:ascii="Arial" w:hAnsi="Arial"/>
+          <w:sz w:val="20"/>
+          <w:szCs w:val="20"/>
+        </w:rPr>
+        <w:t xml:space="preserve"> </w:t>
+      </w:r>
+      <w:r>
+        <w:rPr>
+          <w:rFonts w:ascii="Arial" w:hAnsi="Arial"/>
+          <w:sz w:val="20"/>
+          <w:szCs w:val="20"/>
+          <w:highlight w:val="yellow"/>
+        </w:rPr>
+        <w:t>{ssp_1_designation}</w:t>
+      </w:r>
+    </w:p>
+    <w:p>
+      <w:pPr>
+        <w:jc w:val="both"/>
+        <w:rPr>
+          <w:rFonts w:ascii="Arial" w:hAnsi="Arial"/>
+          <w:sz w:val="20"/>
+          <w:szCs w:val="20"/>
+        </w:rPr>
+      </w:pPr>
+    </w:p>
+    <w:p>
+      <w:pPr>
+        <w:jc w:val="both"/>
+        <w:rPr>
+          <w:rFonts w:ascii="Arial" w:hAnsi="Arial"/>
+          <w:sz w:val="20"/>
+          <w:szCs w:val="20"/>
+        </w:rPr>
+      </w:pPr>
+    </w:p>
+    <w:p>
+      <w:pPr>
+        <w:jc w:val="both"/>
+        <w:rPr>
+          <w:rFonts w:ascii="Arial" w:hAnsi="Arial"/>
+          <w:sz w:val="20"/>
+          <w:szCs w:val="20"/>
+        </w:rPr>
+      </w:pPr>
+    </w:p>
+    <w:p>
+      <w:pPr>
+        <w:jc w:val="both"/>
+        <w:rPr>
+          <w:rFonts w:ascii="Arial" w:hAnsi="Arial"/>
+          <w:sz w:val="20"/>
+          <w:szCs w:val="20"/>
+        </w:rPr>
+      </w:pPr>
+    </w:p>
+    <w:p>
+      <w:pPr>
+        <w:jc w:val="both"/>
+        <w:rPr>
+          <w:rFonts w:ascii="Arial" w:hAnsi="Arial"/>
+          <w:sz w:val="20"/>
+          <w:szCs w:val="20"/>
+        </w:rPr>
+      </w:pPr>
+    </w:p>
+    <w:p>
+      <w:pPr>
+        <w:spacing w:after="0"/>
+        <w:jc w:val="both"/>
+        <w:rPr>
+          <w:rFonts w:ascii="Arial" w:hAnsi="Arial"/>
+          <w:sz w:val="20"/>
+          <w:szCs w:val="20"/>
+        </w:rPr>
+      </w:pPr>
+      <w:r>
+        <w:rPr>
+          <w:rFonts w:ascii="Arial" w:hAnsi="Arial"/>
+          <w:sz w:val="20"/>
+          <w:szCs w:val="20"/>
+        </w:rPr>
         <w:tab/>
       </w:r>
       <w:r>
@@ -5277,22 +5429,89 @@
           <w:sz w:val="20"/>
           <w:szCs w:val="20"/>
         </w:rPr>
-        <w:t xml:space="preserve">Name: </w:t>
+        <w:tab/>
       </w:r>
       <w:r>
         <w:rPr>
           <w:rFonts w:ascii="Arial" w:hAnsi="Arial"/>
           <w:sz w:val="20"/>
           <w:szCs w:val="20"/>
+        </w:rPr>
+        <w:tab/>
+      </w:r>
+      <w:r>
+        <w:rPr>
+          <w:rFonts w:ascii="Arial" w:hAnsi="Arial"/>
+          <w:sz w:val="20"/>
+          <w:szCs w:val="20"/>
+        </w:rPr>
+        <w:t>______________________________________</w:t>
+      </w:r>
+    </w:p>
+    <w:p>
+      <w:pPr>
+        <w:spacing w:after="0"/>
+        <w:tabs>
+          <w:tab w:val="left" w:pos="5400"/>
+        </w:tabs>
+        <w:ind w:left="5510" w:hanging="1190"/>
+        <w:jc w:val="left"/>
+        <w:rPr>
+          <w:rFonts w:ascii="Arial" w:hAnsi="Arial"/>
+          <w:sz w:val="20"/>
+          <w:szCs w:val="20"/>
+        </w:rPr>
+      </w:pPr>
+      <w:r>
+        <w:rPr>
+          <w:rFonts w:ascii="Arial" w:hAnsi="Arial"/>
+          <w:sz w:val="20"/>
+          <w:szCs w:val="20"/>
+        </w:rPr>
+        <w:t>Name</w:t>
+      </w:r>
+      <w:r>
+        <w:rPr>
+          <w:rFonts w:ascii="Arial" w:hAnsi="Arial"/>
+          <w:sz w:val="20"/>
+          <w:szCs w:val="20"/>
+        </w:rPr>
+        <w:tab/>
+      </w:r>
+      <w:r>
+        <w:rPr>
+          <w:rFonts w:ascii="Arial" w:hAnsi="Arial"/>
+          <w:sz w:val="20"/>
+          <w:szCs w:val="20"/>
+        </w:rPr>
+        <w:t>:</w:t>
+      </w:r>
+      <w:r>
+        <w:rPr>
+          <w:rFonts w:ascii="Arial" w:hAnsi="Arial"/>
+          <w:sz w:val="20"/>
+          <w:szCs w:val="20"/>
+        </w:rPr>
+        <w:t xml:space="preserve"> </w:t>
+      </w:r>
+      <w:r>
+        <w:rPr>
+          <w:rFonts w:ascii="Arial" w:hAnsi="Arial"/>
+          <w:sz w:val="20"/>
+          <w:szCs w:val="20"/>
           <w:highlight w:val="yellow"/>
         </w:rPr>
-        <w:t>{ssp_1_name}</w:t>
+        <w:t>{ssp_2_name}</w:t>
       </w:r>
     </w:p>
     <w:p>
       <w:pPr>
         <w:spacing w:after="0"/>
-        <w:jc w:val="both"/>
+        <w:tabs>
+          <w:tab w:val="left" w:pos="5400"/>
+        </w:tabs>
+        <w:ind w:left="5510" w:hanging="1190"/>
+        <w:jc w:val="left"/>
         <w:rPr>
           <w:rFonts w:ascii="Arial" w:hAnsi="Arial"/>
           <w:sz w:val="20"/>
@@ -5305,6 +5524,14 @@
           <w:sz w:val="20"/>
           <w:szCs w:val="20"/>
         </w:rPr>
+        <w:t>Designation</w:t>
+      </w:r>
+      <w:r>
+        <w:rPr>
+          <w:rFonts w:ascii="Arial" w:hAnsi="Arial"/>
+          <w:sz w:val="20"/>
+          <w:szCs w:val="20"/>
+        </w:rPr>
         <w:tab/>
       </w:r>
       <w:r>
@@ -5313,7 +5540,7 @@
           <w:sz w:val="20"/>
           <w:szCs w:val="20"/>
         </w:rPr>
-        <w:tab/>
+        <w:t>:</w:t>
       </w:r>
       <w:r>
         <w:rPr>
@@ -5321,367 +5548,87 @@
           <w:sz w:val="20"/>
           <w:szCs w:val="20"/>
         </w:rPr>
-        <w:tab/>
+        <w:t xml:space="preserve"> </w:t>
       </w:r>
       <w:r>
         <w:rPr>
           <w:rFonts w:ascii="Arial" w:hAnsi="Arial"/>
           <w:sz w:val="20"/>
           <w:szCs w:val="20"/>
-        </w:rPr>
-        <w:tab/>
-      </w:r>
-      <w:r>
+          <w:highlight w:val="yellow"/>
+        </w:rPr>
+        <w:t>{ssp_2_designation}</w:t>
+      </w:r>
+    </w:p>
+    <w:p>
+      <w:pPr>
+        <w:jc w:val="both"/>
         <w:rPr>
           <w:rFonts w:ascii="Arial" w:hAnsi="Arial"/>
           <w:sz w:val="20"/>
           <w:szCs w:val="20"/>
         </w:rPr>
-        <w:tab/>
-      </w:r>
-      <w:r>
-        <w:rPr>
-          <w:rFonts w:ascii="Arial" w:hAnsi="Arial"/>
-          <w:sz w:val="20"/>
-          <w:szCs w:val="20"/>
-        </w:rPr>
-        <w:tab/>
-      </w:r>
-      <w:r>
-        <w:rPr>
-          <w:rFonts w:ascii="Arial" w:hAnsi="Arial"/>
-          <w:sz w:val="20"/>
-          <w:szCs w:val="20"/>
-        </w:rPr>
-        <w:t xml:space="preserve">Designation: </w:t>
-      </w:r>
-      <w:r>
-        <w:rPr>
-          <w:rFonts w:ascii="Arial" w:hAnsi="Arial"/>
-          <w:sz w:val="20"/>
-          <w:szCs w:val="20"/>
-          <w:highlight w:val="yellow"/>
-        </w:rPr>
-        <w:t>{ssp_1_designation}</w:t>
-      </w:r>
-    </w:p>
-    <w:p>
-      <w:pPr>
-        <w:jc w:val="both"/>
-        <w:rPr>
-          <w:rFonts w:ascii="Arial" w:hAnsi="Arial"/>
-          <w:sz w:val="20"/>
-          <w:szCs w:val="20"/>
-        </w:rPr>
-      </w:pPr>
-    </w:p>
-    <w:p>
-      <w:pPr>
-        <w:jc w:val="both"/>
-        <w:rPr>
-          <w:rFonts w:ascii="Arial" w:hAnsi="Arial"/>
-          <w:sz w:val="20"/>
-          <w:szCs w:val="20"/>
-        </w:rPr>
-      </w:pPr>
-    </w:p>
-    <w:p>
-      <w:pPr>
-        <w:jc w:val="both"/>
-        <w:rPr>
-          <w:rFonts w:ascii="Arial" w:hAnsi="Arial"/>
-          <w:sz w:val="20"/>
-          <w:szCs w:val="20"/>
-        </w:rPr>
-      </w:pPr>
-    </w:p>
-    <w:p>
-      <w:pPr>
-        <w:jc w:val="both"/>
-        <w:rPr>
-          <w:rFonts w:ascii="Arial" w:hAnsi="Arial"/>
-          <w:sz w:val="20"/>
-          <w:szCs w:val="20"/>
-        </w:rPr>
-      </w:pPr>
-    </w:p>
-    <w:p>
-      <w:pPr>
-        <w:jc w:val="both"/>
-        <w:rPr>
-          <w:rFonts w:ascii="Arial" w:hAnsi="Arial"/>
-          <w:sz w:val="20"/>
-          <w:szCs w:val="20"/>
-        </w:rPr>
-      </w:pPr>
-    </w:p>
-    <w:p>
-      <w:pPr>
-        <w:spacing w:after="0"/>
-        <w:jc w:val="both"/>
-        <w:rPr>
-          <w:rFonts w:ascii="Arial" w:hAnsi="Arial"/>
-          <w:sz w:val="20"/>
-          <w:szCs w:val="20"/>
-        </w:rPr>
-      </w:pPr>
-      <w:r>
-        <w:rPr>
-          <w:rFonts w:ascii="Arial" w:hAnsi="Arial"/>
-          <w:sz w:val="20"/>
-          <w:szCs w:val="20"/>
-        </w:rPr>
-        <w:tab/>
-      </w:r>
-      <w:r>
-        <w:rPr>
-          <w:rFonts w:ascii="Arial" w:hAnsi="Arial"/>
-          <w:sz w:val="20"/>
-          <w:szCs w:val="20"/>
-        </w:rPr>
-        <w:tab/>
-      </w:r>
-      <w:r>
-        <w:rPr>
-          <w:rFonts w:ascii="Arial" w:hAnsi="Arial"/>
-          <w:sz w:val="20"/>
-          <w:szCs w:val="20"/>
-        </w:rPr>
-        <w:tab/>
-      </w:r>
-      <w:r>
-        <w:rPr>
-          <w:rFonts w:ascii="Arial" w:hAnsi="Arial"/>
-          <w:sz w:val="20"/>
-          <w:szCs w:val="20"/>
-        </w:rPr>
-        <w:tab/>
-      </w:r>
-      <w:r>
-        <w:rPr>
-          <w:rFonts w:ascii="Arial" w:hAnsi="Arial"/>
-          <w:sz w:val="20"/>
-          <w:szCs w:val="20"/>
-        </w:rPr>
-        <w:tab/>
-      </w:r>
-      <w:r>
-        <w:rPr>
-          <w:rFonts w:ascii="Arial" w:hAnsi="Arial"/>
-          <w:sz w:val="20"/>
-          <w:szCs w:val="20"/>
-        </w:rPr>
-        <w:tab/>
-      </w:r>
-      <w:r>
-        <w:rPr>
-          <w:rFonts w:ascii="Arial" w:hAnsi="Arial"/>
-          <w:sz w:val="20"/>
-          <w:szCs w:val="20"/>
-        </w:rPr>
-        <w:t>______________________________________</w:t>
-      </w:r>
-    </w:p>
-    <w:p>
-      <w:pPr>
-        <w:spacing w:after="0"/>
-        <w:jc w:val="both"/>
-        <w:rPr>
-          <w:rFonts w:ascii="Arial" w:hAnsi="Arial"/>
-          <w:sz w:val="20"/>
-          <w:szCs w:val="20"/>
-        </w:rPr>
-      </w:pPr>
-      <w:r>
-        <w:rPr>
-          <w:rFonts w:ascii="Arial" w:hAnsi="Arial"/>
-          <w:sz w:val="20"/>
-          <w:szCs w:val="20"/>
-        </w:rPr>
-        <w:tab/>
-      </w:r>
-      <w:r>
-        <w:rPr>
-          <w:rFonts w:ascii="Arial" w:hAnsi="Arial"/>
-          <w:sz w:val="20"/>
-          <w:szCs w:val="20"/>
-        </w:rPr>
-        <w:tab/>
-      </w:r>
-      <w:r>
-        <w:rPr>
-          <w:rFonts w:ascii="Arial" w:hAnsi="Arial"/>
-          <w:sz w:val="20"/>
-          <w:szCs w:val="20"/>
-        </w:rPr>
-        <w:tab/>
-      </w:r>
-      <w:r>
-        <w:rPr>
-          <w:rFonts w:ascii="Arial" w:hAnsi="Arial"/>
-          <w:sz w:val="20"/>
-          <w:szCs w:val="20"/>
-        </w:rPr>
-        <w:tab/>
-      </w:r>
-      <w:r>
-        <w:rPr>
-          <w:rFonts w:ascii="Arial" w:hAnsi="Arial"/>
-          <w:sz w:val="20"/>
-          <w:szCs w:val="20"/>
-        </w:rPr>
-        <w:tab/>
-      </w:r>
-      <w:r>
-        <w:rPr>
-          <w:rFonts w:ascii="Arial" w:hAnsi="Arial"/>
-          <w:sz w:val="20"/>
-          <w:szCs w:val="20"/>
-        </w:rPr>
-        <w:tab/>
-      </w:r>
-      <w:r>
-        <w:rPr>
-          <w:rFonts w:ascii="Arial" w:hAnsi="Arial"/>
-          <w:sz w:val="20"/>
-          <w:szCs w:val="20"/>
-        </w:rPr>
-        <w:t xml:space="preserve">Name: </w:t>
-      </w:r>
-      <w:r>
-        <w:rPr>
-          <w:rFonts w:ascii="Arial" w:hAnsi="Arial"/>
-          <w:sz w:val="20"/>
-          <w:szCs w:val="20"/>
-          <w:highlight w:val="yellow"/>
-        </w:rPr>
-        <w:t>{ssp_2_name}</w:t>
-      </w:r>
-    </w:p>
-    <w:p>
-      <w:pPr>
-        <w:spacing w:after="0"/>
-        <w:jc w:val="both"/>
-        <w:rPr>
-          <w:rFonts w:ascii="Arial" w:hAnsi="Arial"/>
-          <w:sz w:val="20"/>
-          <w:szCs w:val="20"/>
-        </w:rPr>
-      </w:pPr>
-      <w:r>
-        <w:rPr>
-          <w:rFonts w:ascii="Arial" w:hAnsi="Arial"/>
-          <w:sz w:val="20"/>
-          <w:szCs w:val="20"/>
-        </w:rPr>
-        <w:tab/>
-      </w:r>
-      <w:r>
-        <w:rPr>
-          <w:rFonts w:ascii="Arial" w:hAnsi="Arial"/>
-          <w:sz w:val="20"/>
-          <w:szCs w:val="20"/>
-        </w:rPr>
-        <w:tab/>
-      </w:r>
-      <w:r>
-        <w:rPr>
-          <w:rFonts w:ascii="Arial" w:hAnsi="Arial"/>
-          <w:sz w:val="20"/>
-          <w:szCs w:val="20"/>
-        </w:rPr>
-        <w:tab/>
-      </w:r>
-      <w:r>
-        <w:rPr>
-          <w:rFonts w:ascii="Arial" w:hAnsi="Arial"/>
-          <w:sz w:val="20"/>
-          <w:szCs w:val="20"/>
-        </w:rPr>
-        <w:tab/>
-      </w:r>
-      <w:r>
-        <w:rPr>
-          <w:rFonts w:ascii="Arial" w:hAnsi="Arial"/>
-          <w:sz w:val="20"/>
-          <w:szCs w:val="20"/>
-        </w:rPr>
-        <w:tab/>
-      </w:r>
-      <w:r>
-        <w:rPr>
-          <w:rFonts w:ascii="Arial" w:hAnsi="Arial"/>
-          <w:sz w:val="20"/>
-          <w:szCs w:val="20"/>
-        </w:rPr>
-        <w:tab/>
-      </w:r>
-      <w:r>
-        <w:rPr>
-          <w:rFonts w:ascii="Arial" w:hAnsi="Arial"/>
-          <w:sz w:val="20"/>
-          <w:szCs w:val="20"/>
-        </w:rPr>
-        <w:t xml:space="preserve">Designation: </w:t>
-      </w:r>
-      <w:r>
-        <w:rPr>
-          <w:rFonts w:ascii="Arial" w:hAnsi="Arial"/>
-          <w:sz w:val="20"/>
-          <w:szCs w:val="20"/>
-          <w:highlight w:val="yellow"/>
-        </w:rPr>
-        <w:t>{ssp_2_designation}</w:t>
-      </w:r>
-    </w:p>
-    <w:p>
-      <w:pPr>
-        <w:jc w:val="both"/>
-        <w:rPr>
-          <w:rFonts w:ascii="Arial" w:hAnsi="Arial"/>
-          <w:sz w:val="20"/>
-          <w:szCs w:val="20"/>
-        </w:rPr>
-      </w:pPr>
-    </w:p>
-    <w:p>
-      <w:pPr>
-        <w:spacing w:line="360" w:lineRule="auto"/>
-        <w:jc w:val="both"/>
-        <w:rPr>
-          <w:rFonts w:ascii="Arial" w:hAnsi="Arial"/>
-          <w:sz w:val="20"/>
-          <w:szCs w:val="20"/>
-        </w:rPr>
-      </w:pPr>
-      <w:r>
-        <w:rPr>
-          <w:rFonts w:ascii="Arial" w:hAnsi="Arial"/>
-          <w:sz w:val="20"/>
-          <w:szCs w:val="20"/>
-        </w:rPr>
-        <w:t>[SSP]</w:t>
-      </w:r>
-    </w:p>
-    <w:p>
-      <w:pPr>
-        <w:spacing w:line="360" w:lineRule="auto"/>
-        <w:jc w:val="both"/>
-        <w:rPr>
-          <w:rFonts w:ascii="Arial" w:hAnsi="Arial"/>
-          <w:sz w:val="20"/>
-          <w:szCs w:val="20"/>
-        </w:rPr>
-      </w:pPr>
-      <w:r>
-        <w:rPr>
-          <w:rFonts w:ascii="Arial" w:hAnsi="Arial"/>
-          <w:sz w:val="20"/>
-          <w:szCs w:val="20"/>
-        </w:rPr>
-        <w:t>Company Stamp: §SSP_COMPANY_STAMP_IMAGE§</w:t>
-      </w:r>
-    </w:p>
+      </w:pPr>
+    </w:p>
+    <w:tbl>
+      <w:tblPr>
+        <w:tblStyle w:val="TableGrid"/>
+        <w:tblW w:w="0" w:type="auto"/>
+        <w:tblInd w:w="4135" w:type="dxa"/>
+        <w:tblLook w:val="04A0" w:firstRow="1" w:lastRow="0" w:firstColumn="1" w:lastColumn="0" w:noHBand="0" w:noVBand="1"/>
+      </w:tblPr>
+      <w:tblGrid>
+        <w:gridCol w:w="5215"/>
+      </w:tblGrid>
+      <w:tr>
+        <w:trPr>
+          <w:trHeight w:val="1592"/>
+        </w:trPr>
+        <w:tc>
+          <w:tcPr>
+            <w:tcW w:w="5215" w:type="dxa"/>
+          </w:tcPr>
+          <w:p>
+            <w:pPr>
+              <w:spacing w:line="360" w:lineRule="auto"/>
+              <w:jc w:val="both"/>
+              <w:rPr>
+                <w:rFonts w:ascii="Arial" w:hAnsi="Arial"/>
+                <w:sz w:val="20"/>
+                <w:szCs w:val="20"/>
+              </w:rPr>
+            </w:pPr>
+            <w:r>
+              <w:rPr>
+                <w:rFonts w:ascii="Arial" w:hAnsi="Arial"/>
+                <w:sz w:val="20"/>
+                <w:szCs w:val="20"/>
+              </w:rPr>
+              <w:t>[SSP]</w:t>
+            </w:r>
+          </w:p>
+          <w:p>
+            <w:pPr>
+              <w:spacing w:line="360" w:lineRule="auto"/>
+              <w:jc w:val="both"/>
+              <w:rPr>
+                <w:rFonts w:ascii="Arial" w:hAnsi="Arial"/>
+                <w:sz w:val="20"/>
+                <w:szCs w:val="20"/>
+              </w:rPr>
+            </w:pPr>
+            <w:r>
+              <w:rPr>
+                <w:rFonts w:ascii="Arial" w:hAnsi="Arial"/>
+                <w:sz w:val="20"/>
+                <w:szCs w:val="20"/>
+              </w:rPr>
+              <w:t>Company Stamp: §SSP_COMPANY_STAMP_IMAGE§</w:t>
+            </w:r>
+          </w:p>
+        </w:tc>
+      </w:tr>
+    </w:tbl>
     <w:p>
       <w:pPr>
         <w:spacing w:line="360" w:lineRule="auto"/>
@@ -5797,7 +5744,7 @@
                 <w:sz w:val="20"/>
                 <w:szCs w:val="20"/>
               </w:rPr>
-              <w:t>Signed by )</w:t>
+              <w:t>Signed by</w:t>
             </w:r>
           </w:p>
         </w:tc>
@@ -5862,7 +5809,7 @@
                 <w:sz w:val="20"/>
                 <w:szCs w:val="20"/>
               </w:rPr>
-              <w:t>For and on behalf of )</w:t>
+              <w:t>For and on behalf of</w:t>
             </w:r>
           </w:p>
         </w:tc>
@@ -5921,14 +5868,6 @@
                 <w:highlight w:val="yellow"/>
               </w:rPr>
               <w:t>{assignor_company_name}</w:t>
-            </w:r>
-            <w:r>
-              <w:rPr>
-                <w:rFonts w:ascii="Arial" w:hAnsi="Arial"/>
-                <w:sz w:val="20"/>
-                <w:szCs w:val="20"/>
-              </w:rPr>
-              <w:t xml:space="preserve"> )</w:t>
             </w:r>
           </w:p>
         </w:tc>
@@ -6164,8 +6103,12 @@
           </w:tcPr>
           <w:p>
             <w:pPr>
-              <w:spacing w:line="360" w:lineRule="auto"/>
-              <w:jc w:val="both"/>
+              <w:spacing w:after="0" w:line="360" w:lineRule="auto"/>
+              <w:tabs>
+                <w:tab w:val="left" w:pos="1800"/>
+              </w:tabs>
+              <w:ind w:left="1910" w:hanging="1910"/>
+              <w:jc w:val="left"/>
               <w:rPr>
                 <w:rFonts w:ascii="Arial" w:hAnsi="Arial"/>
                 <w:sz w:val="20"/>
@@ -6178,7 +6121,31 @@
                 <w:sz w:val="20"/>
                 <w:szCs w:val="20"/>
               </w:rPr>
-              <w:t xml:space="preserve">Name: </w:t>
+              <w:t>Name</w:t>
+            </w:r>
+            <w:r>
+              <w:rPr>
+                <w:rFonts w:ascii="Arial" w:hAnsi="Arial"/>
+                <w:sz w:val="20"/>
+                <w:szCs w:val="20"/>
+              </w:rPr>
+              <w:tab/>
+            </w:r>
+            <w:r>
+              <w:rPr>
+                <w:rFonts w:ascii="Arial" w:hAnsi="Arial"/>
+                <w:sz w:val="20"/>
+                <w:szCs w:val="20"/>
+              </w:rPr>
+              <w:t>:</w:t>
+            </w:r>
+            <w:r>
+              <w:rPr>
+                <w:rFonts w:ascii="Arial" w:hAnsi="Arial"/>
+                <w:sz w:val="20"/>
+                <w:szCs w:val="20"/>
+              </w:rPr>
+              <w:t xml:space="preserve"> </w:t>
             </w:r>
             <w:r>
               <w:rPr>
@@ -6190,21 +6157,14 @@
               <w:t>{name}</w:t>
             </w:r>
           </w:p>
-        </w:tc>
-        <w:tc>
-          <w:tcPr>
-            <w:tcW w:w="4675" w:type="dxa"/>
-            <w:tcBorders>
-              <w:top w:val="nil"/>
-              <w:left w:val="nil"/>
-              <w:bottom w:val="nil"/>
-              <w:right w:val="nil"/>
-            </w:tcBorders>
-          </w:tcPr>
           <w:p>
             <w:pPr>
-              <w:spacing w:line="360" w:lineRule="auto"/>
-              <w:jc w:val="both"/>
+              <w:spacing w:after="0" w:line="360" w:lineRule="auto"/>
+              <w:tabs>
+                <w:tab w:val="left" w:pos="1800"/>
+              </w:tabs>
+              <w:ind w:left="1910" w:hanging="1910"/>
+              <w:jc w:val="left"/>
               <w:rPr>
                 <w:rFonts w:ascii="Arial" w:hAnsi="Arial"/>
                 <w:sz w:val="20"/>
@@ -6217,51 +6177,31 @@
                 <w:sz w:val="20"/>
                 <w:szCs w:val="20"/>
               </w:rPr>
-              <w:t xml:space="preserve">Name: </w:t>
+              <w:t>NRIC / Passport No</w:t>
             </w:r>
             <w:r>
               <w:rPr>
                 <w:rFonts w:ascii="Arial" w:hAnsi="Arial"/>
                 <w:sz w:val="20"/>
                 <w:szCs w:val="20"/>
-                <w:highlight w:val="yellow"/>
-              </w:rPr>
-              <w:t>{witness_name}</w:t>
+              </w:rPr>
+              <w:tab/>
             </w:r>
-          </w:p>
-        </w:tc>
-      </w:tr>
-      <w:tr>
-        <w:trPr>
-          <w:cantSplit/>
-        </w:trPr>
-        <w:tc>
-          <w:tcPr>
-            <w:tcW w:w="4675" w:type="dxa"/>
-            <w:tcBorders>
-              <w:top w:val="nil"/>
-              <w:left w:val="nil"/>
-              <w:bottom w:val="nil"/>
-              <w:right w:val="nil"/>
-            </w:tcBorders>
-          </w:tcPr>
-          <w:p>
-            <w:pPr>
-              <w:spacing w:line="360" w:lineRule="auto"/>
-              <w:jc w:val="both"/>
+            <w:r>
               <w:rPr>
                 <w:rFonts w:ascii="Arial" w:hAnsi="Arial"/>
                 <w:sz w:val="20"/>
                 <w:szCs w:val="20"/>
               </w:rPr>
-            </w:pPr>
+              <w:t>:</w:t>
+            </w:r>
             <w:r>
               <w:rPr>
                 <w:rFonts w:ascii="Arial" w:hAnsi="Arial"/>
                 <w:sz w:val="20"/>
                 <w:szCs w:val="20"/>
               </w:rPr>
-              <w:t xml:space="preserve">NRIC / Passport No: </w:t>
+              <w:t xml:space="preserve"> </w:t>
             </w:r>
             <w:r>
               <w:rPr>
@@ -6273,21 +6213,14 @@
               <w:t>{identity_number}</w:t>
             </w:r>
           </w:p>
-        </w:tc>
-        <w:tc>
-          <w:tcPr>
-            <w:tcW w:w="4675" w:type="dxa"/>
-            <w:tcBorders>
-              <w:top w:val="nil"/>
-              <w:left w:val="nil"/>
-              <w:bottom w:val="nil"/>
-              <w:right w:val="nil"/>
-            </w:tcBorders>
-          </w:tcPr>
           <w:p>
             <w:pPr>
-              <w:spacing w:line="360" w:lineRule="auto"/>
-              <w:jc w:val="both"/>
+              <w:spacing w:after="0" w:line="360" w:lineRule="auto"/>
+              <w:tabs>
+                <w:tab w:val="left" w:pos="1800"/>
+              </w:tabs>
+              <w:ind w:left="1910" w:hanging="1910"/>
+              <w:jc w:val="left"/>
               <w:rPr>
                 <w:rFonts w:ascii="Arial" w:hAnsi="Arial"/>
                 <w:sz w:val="20"/>
@@ -6300,51 +6233,31 @@
                 <w:sz w:val="20"/>
                 <w:szCs w:val="20"/>
               </w:rPr>
-              <w:t xml:space="preserve">Designation: </w:t>
+              <w:t>Designation</w:t>
             </w:r>
             <w:r>
               <w:rPr>
                 <w:rFonts w:ascii="Arial" w:hAnsi="Arial"/>
                 <w:sz w:val="20"/>
                 <w:szCs w:val="20"/>
-                <w:highlight w:val="yellow"/>
-              </w:rPr>
-              <w:t>{witness_designation}</w:t>
+              </w:rPr>
+              <w:tab/>
             </w:r>
-          </w:p>
-        </w:tc>
-      </w:tr>
-      <w:tr>
-        <w:trPr>
-          <w:cantSplit/>
-        </w:trPr>
-        <w:tc>
-          <w:tcPr>
-            <w:tcW w:w="4675" w:type="dxa"/>
-            <w:tcBorders>
-              <w:top w:val="nil"/>
-              <w:left w:val="nil"/>
-              <w:bottom w:val="nil"/>
-              <w:right w:val="nil"/>
-            </w:tcBorders>
-          </w:tcPr>
-          <w:p>
-            <w:pPr>
-              <w:spacing w:line="360" w:lineRule="auto"/>
-              <w:jc w:val="both"/>
+            <w:r>
               <w:rPr>
                 <w:rFonts w:ascii="Arial" w:hAnsi="Arial"/>
                 <w:sz w:val="20"/>
                 <w:szCs w:val="20"/>
               </w:rPr>
-            </w:pPr>
+              <w:t>:</w:t>
+            </w:r>
             <w:r>
               <w:rPr>
                 <w:rFonts w:ascii="Arial" w:hAnsi="Arial"/>
                 <w:sz w:val="20"/>
                 <w:szCs w:val="20"/>
               </w:rPr>
-              <w:t xml:space="preserve">Designation: </w:t>
+              <w:t xml:space="preserve"> </w:t>
             </w:r>
             <w:r>
               <w:rPr>
@@ -6369,14 +6282,115 @@
           </w:tcPr>
           <w:p>
             <w:pPr>
-              <w:spacing w:line="360" w:lineRule="auto"/>
-              <w:jc w:val="both"/>
+              <w:spacing w:after="0" w:line="360" w:lineRule="auto"/>
+              <w:tabs>
+                <w:tab w:val="left" w:pos="1080"/>
+              </w:tabs>
+              <w:ind w:left="1190" w:hanging="1190"/>
+              <w:jc w:val="left"/>
               <w:rPr>
                 <w:rFonts w:ascii="Arial" w:hAnsi="Arial"/>
                 <w:sz w:val="20"/>
                 <w:szCs w:val="20"/>
               </w:rPr>
             </w:pPr>
+            <w:r>
+              <w:rPr>
+                <w:rFonts w:ascii="Arial" w:hAnsi="Arial"/>
+                <w:sz w:val="20"/>
+                <w:szCs w:val="20"/>
+              </w:rPr>
+              <w:t>Name</w:t>
+            </w:r>
+            <w:r>
+              <w:rPr>
+                <w:rFonts w:ascii="Arial" w:hAnsi="Arial"/>
+                <w:sz w:val="20"/>
+                <w:szCs w:val="20"/>
+              </w:rPr>
+              <w:tab/>
+            </w:r>
+            <w:r>
+              <w:rPr>
+                <w:rFonts w:ascii="Arial" w:hAnsi="Arial"/>
+                <w:sz w:val="20"/>
+                <w:szCs w:val="20"/>
+              </w:rPr>
+              <w:t>:</w:t>
+            </w:r>
+            <w:r>
+              <w:rPr>
+                <w:rFonts w:ascii="Arial" w:hAnsi="Arial"/>
+                <w:sz w:val="20"/>
+                <w:szCs w:val="20"/>
+              </w:rPr>
+              <w:t xml:space="preserve"> </w:t>
+            </w:r>
+            <w:r>
+              <w:rPr>
+                <w:rFonts w:ascii="Arial" w:hAnsi="Arial"/>
+                <w:sz w:val="20"/>
+                <w:szCs w:val="20"/>
+                <w:highlight w:val="yellow"/>
+              </w:rPr>
+              <w:t>{witness_name}</w:t>
+            </w:r>
+          </w:p>
+          <w:p>
+            <w:pPr>
+              <w:spacing w:after="0" w:line="360" w:lineRule="auto"/>
+              <w:tabs>
+                <w:tab w:val="left" w:pos="1080"/>
+              </w:tabs>
+              <w:ind w:left="1190" w:hanging="1190"/>
+              <w:jc w:val="left"/>
+              <w:rPr>
+                <w:rFonts w:ascii="Arial" w:hAnsi="Arial"/>
+                <w:sz w:val="20"/>
+                <w:szCs w:val="20"/>
+              </w:rPr>
+            </w:pPr>
+            <w:r>
+              <w:rPr>
+                <w:rFonts w:ascii="Arial" w:hAnsi="Arial"/>
+                <w:sz w:val="20"/>
+                <w:szCs w:val="20"/>
+              </w:rPr>
+              <w:t>Designation</w:t>
+            </w:r>
+            <w:r>
+              <w:rPr>
+                <w:rFonts w:ascii="Arial" w:hAnsi="Arial"/>
+                <w:sz w:val="20"/>
+                <w:szCs w:val="20"/>
+              </w:rPr>
+              <w:tab/>
+            </w:r>
+            <w:r>
+              <w:rPr>
+                <w:rFonts w:ascii="Arial" w:hAnsi="Arial"/>
+                <w:sz w:val="20"/>
+                <w:szCs w:val="20"/>
+              </w:rPr>
+              <w:t>:</w:t>
+            </w:r>
+            <w:r>
+              <w:rPr>
+                <w:rFonts w:ascii="Arial" w:hAnsi="Arial"/>
+                <w:sz w:val="20"/>
+                <w:szCs w:val="20"/>
+              </w:rPr>
+              <w:t xml:space="preserve"> </w:t>
+            </w:r>
+            <w:r>
+              <w:rPr>
+                <w:rFonts w:ascii="Arial" w:hAnsi="Arial"/>
+                <w:sz w:val="20"/>
+                <w:szCs w:val="20"/>
+                <w:highlight w:val="yellow"/>
+              </w:rPr>
+              <w:t>{witness_designation}</w:t>
+            </w:r>
           </w:p>
         </w:tc>
       </w:tr>

--- a/apps/api/src/modules/applications/templates/arf-deed-of-assignment.docx
+++ b/apps/api/src/modules/applications/templates/arf-deed-of-assignment.docx
@@ -27,7 +27,6 @@
           <w:bCs/>
           <w:sz w:val="20"/>
           <w:szCs w:val="20"/>
-          <w:highlight w:val="yellow"/>
         </w:rPr>
         <w:t>{assignment_date}</w:t>
       </w:r>
@@ -5270,7 +5269,6 @@
           <w:rFonts w:ascii="Arial" w:hAnsi="Arial"/>
           <w:sz w:val="20"/>
           <w:szCs w:val="20"/>
-          <w:highlight w:val="yellow"/>
         </w:rPr>
         <w:t>{ssp_1_name}</w:t>
       </w:r>
@@ -5326,7 +5324,6 @@
           <w:rFonts w:ascii="Arial" w:hAnsi="Arial"/>
           <w:sz w:val="20"/>
           <w:szCs w:val="20"/>
-          <w:highlight w:val="yellow"/>
         </w:rPr>
         <w:t>{ssp_1_designation}</w:t>
       </w:r>
@@ -5499,7 +5496,6 @@
           <w:rFonts w:ascii="Arial" w:hAnsi="Arial"/>
           <w:sz w:val="20"/>
           <w:szCs w:val="20"/>
-          <w:highlight w:val="yellow"/>
         </w:rPr>
         <w:t>{ssp_2_name}</w:t>
       </w:r>
@@ -5555,7 +5551,6 @@
           <w:rFonts w:ascii="Arial" w:hAnsi="Arial"/>
           <w:sz w:val="20"/>
           <w:szCs w:val="20"/>
-          <w:highlight w:val="yellow"/>
         </w:rPr>
         <w:t>{ssp_2_designation}</w:t>
       </w:r>
@@ -5865,7 +5860,6 @@
                 <w:rFonts w:ascii="Arial" w:hAnsi="Arial"/>
                 <w:sz w:val="20"/>
                 <w:szCs w:val="20"/>
-                <w:highlight w:val="yellow"/>
               </w:rPr>
               <w:t>{assignor_company_name}</w:t>
             </w:r>
@@ -6152,7 +6146,6 @@
                 <w:rFonts w:ascii="Arial" w:hAnsi="Arial"/>
                 <w:sz w:val="20"/>
                 <w:szCs w:val="20"/>
-                <w:highlight w:val="yellow"/>
               </w:rPr>
               <w:t>{name}</w:t>
             </w:r>
@@ -6208,7 +6201,6 @@
                 <w:rFonts w:ascii="Arial" w:hAnsi="Arial"/>
                 <w:sz w:val="20"/>
                 <w:szCs w:val="20"/>
-                <w:highlight w:val="yellow"/>
               </w:rPr>
               <w:t>{identity_number}</w:t>
             </w:r>
@@ -6264,7 +6256,6 @@
                 <w:rFonts w:ascii="Arial" w:hAnsi="Arial"/>
                 <w:sz w:val="20"/>
                 <w:szCs w:val="20"/>
-                <w:highlight w:val="yellow"/>
               </w:rPr>
               <w:t>{designation}</w:t>
             </w:r>
@@ -6331,7 +6322,6 @@
                 <w:rFonts w:ascii="Arial" w:hAnsi="Arial"/>
                 <w:sz w:val="20"/>
                 <w:szCs w:val="20"/>
-                <w:highlight w:val="yellow"/>
               </w:rPr>
               <w:t>{witness_name}</w:t>
             </w:r>
@@ -6387,7 +6377,6 @@
                 <w:rFonts w:ascii="Arial" w:hAnsi="Arial"/>
                 <w:sz w:val="20"/>
                 <w:szCs w:val="20"/>
-                <w:highlight w:val="yellow"/>
               </w:rPr>
               <w:t>{witness_designation}</w:t>
             </w:r>
@@ -6923,7 +6912,6 @@
                 <w:rFonts w:ascii="Arial" w:hAnsi="Arial"/>
                 <w:sz w:val="20"/>
                 <w:szCs w:val="20"/>
-                <w:highlight w:val="yellow"/>
               </w:rPr>
               <w:t>{trust_bank_name}</w:t>
             </w:r>
@@ -6976,7 +6964,6 @@
                 <w:rFonts w:ascii="Arial" w:hAnsi="Arial"/>
                 <w:sz w:val="20"/>
                 <w:szCs w:val="20"/>
-                <w:highlight w:val="yellow"/>
               </w:rPr>
               <w:t>{trust_account_name}</w:t>
             </w:r>
@@ -7029,7 +7016,6 @@
                 <w:rFonts w:ascii="Arial" w:hAnsi="Arial"/>
                 <w:sz w:val="20"/>
                 <w:szCs w:val="20"/>
-                <w:highlight w:val="yellow"/>
               </w:rPr>
               <w:t>{trust_account_number}</w:t>
             </w:r>
@@ -7082,7 +7068,6 @@
                 <w:rFonts w:ascii="Arial" w:hAnsi="Arial"/>
                 <w:sz w:val="20"/>
                 <w:szCs w:val="20"/>
-                <w:highlight w:val="yellow"/>
               </w:rPr>
               <w:t>{trust_swift_code}</w:t>
             </w:r>
@@ -7180,7 +7165,6 @@
                 <w:rFonts w:ascii="Arial" w:hAnsi="Arial"/>
                 <w:sz w:val="20"/>
                 <w:szCs w:val="20"/>
-                <w:highlight w:val="yellow"/>
               </w:rPr>
               <w:t>{assignor_company_name}</w:t>
             </w:r>
@@ -7233,7 +7217,6 @@
                 <w:rFonts w:ascii="Arial" w:hAnsi="Arial"/>
                 <w:sz w:val="20"/>
                 <w:szCs w:val="20"/>
-                <w:highlight w:val="yellow"/>
               </w:rPr>
               <w:t>{assignor_registration_number}</w:t>
             </w:r>
@@ -7286,7 +7269,6 @@
                 <w:rFonts w:ascii="Arial" w:hAnsi="Arial"/>
                 <w:sz w:val="20"/>
                 <w:szCs w:val="20"/>
-                <w:highlight w:val="yellow"/>
               </w:rPr>
               <w:t>{assignor_registered_address}</w:t>
             </w:r>
@@ -7339,7 +7321,6 @@
                 <w:rFonts w:ascii="Arial" w:hAnsi="Arial"/>
                 <w:sz w:val="20"/>
                 <w:szCs w:val="20"/>
-                <w:highlight w:val="yellow"/>
               </w:rPr>
               <w:t>{assignor_business_postal_address}</w:t>
             </w:r>
@@ -7392,7 +7373,6 @@
                 <w:rFonts w:ascii="Arial" w:hAnsi="Arial"/>
                 <w:sz w:val="20"/>
                 <w:szCs w:val="20"/>
-                <w:highlight w:val="yellow"/>
               </w:rPr>
               <w:t>{assignor_email}</w:t>
             </w:r>
@@ -7445,7 +7425,6 @@
                 <w:rFonts w:ascii="Arial" w:hAnsi="Arial"/>
                 <w:sz w:val="20"/>
                 <w:szCs w:val="20"/>
-                <w:highlight w:val="yellow"/>
               </w:rPr>
               <w:t>{assignor_contact_number}</w:t>
             </w:r>

--- a/apps/api/src/modules/applications/templates/arf-deed-of-assignment.docx
+++ b/apps/api/src/modules/applications/templates/arf-deed-of-assignment.docx
@@ -18,17 +18,7 @@
           <w:sz w:val="20"/>
           <w:szCs w:val="20"/>
         </w:rPr>
-        <w:t xml:space="preserve">THIS DEED OF ASSIGNMENT (“Assignment”) is made on </w:t>
-      </w:r>
-      <w:r>
-        <w:rPr>
-          <w:rFonts w:ascii="Arial" w:hAnsi="Arial" w:cs="Arial"/>
-          <w:b/>
-          <w:bCs/>
-          <w:sz w:val="20"/>
-          <w:szCs w:val="20"/>
-        </w:rPr>
-        <w:t>{assignment_date}</w:t>
+        <w:t>THIS DEED OF ASSIGNMENT (“Assignment”) is made on {assignment_date}</w:t>
       </w:r>
     </w:p>
     <w:p>
@@ -96,7 +86,23 @@
           <w:sz w:val="20"/>
           <w:szCs w:val="20"/>
         </w:rPr>
-        <w:t xml:space="preserve">, a company incorporated in Malaysia with its principal place of business at Level 17, Wisma Mont’ Kiara, No. 1, Jalan Kiara, Mont’ Kiara, 50480 Kuala Lumpur, Malaysia and with an electronic mail address at </w:t>
+        <w:t>, a company incorporated in Malaysia with its principal place of business at Level 1</w:t>
+      </w:r>
+      <w:r>
+        <w:rPr>
+          <w:rFonts w:ascii="Arial" w:hAnsi="Arial" w:cs="Arial"/>
+          <w:sz w:val="20"/>
+          <w:szCs w:val="20"/>
+        </w:rPr>
+        <w:t>9</w:t>
+      </w:r>
+      <w:r>
+        <w:rPr>
+          <w:rFonts w:ascii="Arial" w:hAnsi="Arial" w:cs="Arial"/>
+          <w:sz w:val="20"/>
+          <w:szCs w:val="20"/>
+        </w:rPr>
+        <w:t xml:space="preserve">, Wisma Mont’ Kiara, No. 1, Jalan Kiara, Mont’ Kiara, 50480 Kuala Lumpur, Malaysia and with an electronic mail address at </w:t>
       </w:r>
       <w:hyperlink r:id="rId8" w:history="1">
         <w:r>
@@ -335,25 +341,7 @@
           <w:sz w:val="20"/>
           <w:szCs w:val="20"/>
         </w:rPr>
-        <w:t>Account Receivable Financing-</w:t>
-      </w:r>
-      <w:proofErr w:type="spellStart"/>
-      <w:r>
-        <w:rPr>
-          <w:rFonts w:ascii="Arial" w:hAnsi="Arial" w:cs="Arial"/>
-          <w:sz w:val="20"/>
-          <w:szCs w:val="20"/>
-        </w:rPr>
-        <w:t>i</w:t>
-      </w:r>
-      <w:proofErr w:type="spellEnd"/>
-      <w:r>
-        <w:rPr>
-          <w:rFonts w:ascii="Arial" w:hAnsi="Arial" w:cs="Arial"/>
-          <w:sz w:val="20"/>
-          <w:szCs w:val="20"/>
-        </w:rPr>
-        <w:t xml:space="preserve"> Facility</w:t>
+        <w:t>Account Receivable Financing-i Facility</w:t>
       </w:r>
       <w:r>
         <w:rPr>
@@ -425,25 +413,7 @@
           <w:sz w:val="20"/>
           <w:szCs w:val="20"/>
         </w:rPr>
-        <w:t xml:space="preserve">”) which shall be read together with any amendment or supplemental Finance Document, the Assignor is executing this Assignment in </w:t>
-      </w:r>
-      <w:proofErr w:type="spellStart"/>
-      <w:r>
-        <w:rPr>
-          <w:rFonts w:ascii="Arial" w:hAnsi="Arial" w:cs="Arial"/>
-          <w:sz w:val="20"/>
-          <w:szCs w:val="20"/>
-        </w:rPr>
-        <w:t>favour</w:t>
-      </w:r>
-      <w:proofErr w:type="spellEnd"/>
-      <w:r>
-        <w:rPr>
-          <w:rFonts w:ascii="Arial" w:hAnsi="Arial" w:cs="Arial"/>
-          <w:sz w:val="20"/>
-          <w:szCs w:val="20"/>
-        </w:rPr>
-        <w:t xml:space="preserve"> of the SSP for and on behalf of SSP and Investors (hereunder defined) upon the terms and conditions herein. </w:t>
+        <w:t xml:space="preserve">”) which shall be read together with any amendment or supplemental Finance Document, the Assignor is executing this Assignment in favour of the SSP for and on behalf of SSP and Investors (hereunder defined) upon the terms and conditions herein. </w:t>
       </w:r>
     </w:p>
     <w:p>
@@ -729,25 +699,7 @@
           <w:sz w:val="20"/>
           <w:szCs w:val="20"/>
         </w:rPr>
-        <w:t>” means collectively, all the Indebtedness of the Assignor arising under or in connection with the Facility irrespective of whether the debts or liabilities are: (</w:t>
-      </w:r>
-      <w:proofErr w:type="spellStart"/>
-      <w:r>
-        <w:rPr>
-          <w:rFonts w:ascii="Arial" w:hAnsi="Arial" w:cs="Arial"/>
-          <w:sz w:val="20"/>
-          <w:szCs w:val="20"/>
-        </w:rPr>
-        <w:t>i</w:t>
-      </w:r>
-      <w:proofErr w:type="spellEnd"/>
-      <w:r>
-        <w:rPr>
-          <w:rFonts w:ascii="Arial" w:hAnsi="Arial" w:cs="Arial"/>
-          <w:sz w:val="20"/>
-          <w:szCs w:val="20"/>
-        </w:rPr>
-        <w:t xml:space="preserve">) present of future; (ii) actual, prospective, contingent or otherwise; or owed or incurred due to breach of contract or tort or incurred on any other ground; </w:t>
+        <w:t xml:space="preserve">” means collectively, all the Indebtedness of the Assignor arising under or in connection with the Facility irrespective of whether the debts or liabilities are: (i) present of future; (ii) actual, prospective, contingent or otherwise; or owed or incurred due to breach of contract or tort or incurred on any other ground; </w:t>
       </w:r>
     </w:p>
     <w:p>
@@ -1166,25 +1118,7 @@
           <w:sz w:val="20"/>
           <w:szCs w:val="20"/>
         </w:rPr>
-        <w:t xml:space="preserve">has been entered into upon the execution of the Transaction Documents and a further deed of assignment in </w:t>
-      </w:r>
-      <w:proofErr w:type="spellStart"/>
-      <w:r>
-        <w:rPr>
-          <w:rFonts w:ascii="Arial" w:hAnsi="Arial" w:cs="Arial"/>
-          <w:sz w:val="20"/>
-          <w:szCs w:val="20"/>
-        </w:rPr>
-        <w:t>favour</w:t>
-      </w:r>
-      <w:proofErr w:type="spellEnd"/>
-      <w:r>
-        <w:rPr>
-          <w:rFonts w:ascii="Arial" w:hAnsi="Arial" w:cs="Arial"/>
-          <w:sz w:val="20"/>
-          <w:szCs w:val="20"/>
-        </w:rPr>
-        <w:t xml:space="preserve"> of SSP shall not be required provided that Clause 4.4 is complied with. </w:t>
+        <w:t xml:space="preserve">has been entered into upon the execution of the Transaction Documents and a further deed of assignment in favour of SSP shall not be required provided that Clause 4.4 is complied with. </w:t>
       </w:r>
     </w:p>
     <w:p>
@@ -1945,61 +1879,7 @@
           <w:sz w:val="20"/>
           <w:szCs w:val="20"/>
         </w:rPr>
-        <w:t xml:space="preserve"> may rightfully assume that any person using any electronic means for the purpose relevant to the operation of this Assignment the user name or e-mail addresses and password is the </w:t>
-      </w:r>
-      <w:proofErr w:type="spellStart"/>
-      <w:r>
-        <w:rPr>
-          <w:rFonts w:ascii="Arial" w:hAnsi="Arial" w:cs="Arial"/>
-          <w:sz w:val="20"/>
-          <w:szCs w:val="20"/>
-        </w:rPr>
-        <w:t>authorised</w:t>
-      </w:r>
-      <w:proofErr w:type="spellEnd"/>
-      <w:r>
-        <w:rPr>
-          <w:rFonts w:ascii="Arial" w:hAnsi="Arial" w:cs="Arial"/>
-          <w:sz w:val="20"/>
-          <w:szCs w:val="20"/>
-        </w:rPr>
-        <w:t xml:space="preserve"> representatives of the Assignor or the Assignor. In this regard, the Assignor agrees that no claims shall be made by the Assignor or on its behalf in respect to any losses, costs and expenses incurred by the Assignor </w:t>
-      </w:r>
-      <w:proofErr w:type="gramStart"/>
-      <w:r>
-        <w:rPr>
-          <w:rFonts w:ascii="Arial" w:hAnsi="Arial" w:cs="Arial"/>
-          <w:sz w:val="20"/>
-          <w:szCs w:val="20"/>
-        </w:rPr>
-        <w:t>as a result of</w:t>
-      </w:r>
-      <w:proofErr w:type="gramEnd"/>
-      <w:r>
-        <w:rPr>
-          <w:rFonts w:ascii="Arial" w:hAnsi="Arial" w:cs="Arial"/>
-          <w:sz w:val="20"/>
-          <w:szCs w:val="20"/>
-        </w:rPr>
-        <w:t xml:space="preserve"> such </w:t>
-      </w:r>
-      <w:proofErr w:type="spellStart"/>
-      <w:r>
-        <w:rPr>
-          <w:rFonts w:ascii="Arial" w:hAnsi="Arial" w:cs="Arial"/>
-          <w:sz w:val="20"/>
-          <w:szCs w:val="20"/>
-        </w:rPr>
-        <w:t>unauthorised</w:t>
-      </w:r>
-      <w:proofErr w:type="spellEnd"/>
-      <w:r>
-        <w:rPr>
-          <w:rFonts w:ascii="Arial" w:hAnsi="Arial" w:cs="Arial"/>
-          <w:sz w:val="20"/>
-          <w:szCs w:val="20"/>
-        </w:rPr>
-        <w:t xml:space="preserve"> usage;</w:t>
+        <w:t xml:space="preserve"> may rightfully assume that any person using any electronic means for the purpose relevant to the operation of this Assignment the user name or e-mail addresses and password is the authorised representatives of the Assignor or the Assignor. In this regard, the Assignor agrees that no claims shall be made by the Assignor or on its behalf in respect to any losses, costs and expenses incurred by the Assignor as a result of such unauthorised usage;</w:t>
       </w:r>
     </w:p>
     <w:p>
@@ -2133,25 +2013,7 @@
           <w:sz w:val="20"/>
           <w:szCs w:val="20"/>
         </w:rPr>
-        <w:t xml:space="preserve"> and all contracts or </w:t>
-      </w:r>
-      <w:proofErr w:type="spellStart"/>
-      <w:r>
-        <w:rPr>
-          <w:rFonts w:ascii="Arial" w:hAnsi="Arial" w:cs="Arial"/>
-          <w:sz w:val="20"/>
-          <w:szCs w:val="20"/>
-        </w:rPr>
-        <w:t>authorisation</w:t>
-      </w:r>
-      <w:proofErr w:type="spellEnd"/>
-      <w:r>
-        <w:rPr>
-          <w:rFonts w:ascii="Arial" w:hAnsi="Arial" w:cs="Arial"/>
-          <w:sz w:val="20"/>
-          <w:szCs w:val="20"/>
-        </w:rPr>
-        <w:t xml:space="preserve"> of any party or relevant authority which are required for the legality and enforceability of the Transaction Documents have been obtained and are in full force and effect;</w:t>
+        <w:t xml:space="preserve"> and all contracts or authorisation of any party or relevant authority which are required for the legality and enforceability of the Transaction Documents have been obtained and are in full force and effect;</w:t>
       </w:r>
     </w:p>
     <w:p>
@@ -2237,25 +2099,7 @@
           <w:sz w:val="20"/>
           <w:szCs w:val="20"/>
         </w:rPr>
-        <w:t xml:space="preserve"> have not acquired any right of set-off or </w:t>
-      </w:r>
-      <w:proofErr w:type="gramStart"/>
-      <w:r>
-        <w:rPr>
-          <w:rFonts w:ascii="Arial" w:hAnsi="Arial" w:cs="Arial"/>
-          <w:sz w:val="20"/>
-          <w:szCs w:val="20"/>
-        </w:rPr>
-        <w:t>counter-claim</w:t>
-      </w:r>
-      <w:proofErr w:type="gramEnd"/>
-      <w:r>
-        <w:rPr>
-          <w:rFonts w:ascii="Arial" w:hAnsi="Arial" w:cs="Arial"/>
-          <w:sz w:val="20"/>
-          <w:szCs w:val="20"/>
-        </w:rPr>
-        <w:t xml:space="preserve"> against the Assignor in respect of the Receivables or any portion thereof and the Assignor shall not door omit to do any actor thing which could result in the </w:t>
+        <w:t xml:space="preserve"> have not acquired any right of set-off or counter-claim against the Assignor in respect of the Receivables or any portion thereof and the Assignor shall not door omit to do any actor thing which could result in the </w:t>
       </w:r>
       <w:r>
         <w:rPr>
@@ -2341,25 +2185,7 @@
           <w:sz w:val="20"/>
           <w:szCs w:val="20"/>
         </w:rPr>
-        <w:t xml:space="preserve">that there </w:t>
-      </w:r>
-      <w:proofErr w:type="gramStart"/>
-      <w:r>
-        <w:rPr>
-          <w:rFonts w:ascii="Arial" w:hAnsi="Arial" w:cs="Arial"/>
-          <w:sz w:val="20"/>
-          <w:szCs w:val="20"/>
-        </w:rPr>
-        <w:t>are</w:t>
-      </w:r>
-      <w:proofErr w:type="gramEnd"/>
-      <w:r>
-        <w:rPr>
-          <w:rFonts w:ascii="Arial" w:hAnsi="Arial" w:cs="Arial"/>
-          <w:sz w:val="20"/>
-          <w:szCs w:val="20"/>
-        </w:rPr>
-        <w:t xml:space="preserve"> no material adverse change in the financial condition, operating environment, management of the Assignor or other conditions which will materially affect the ability of the Assignor to perform its obligations under this Assignment;</w:t>
+        <w:t>that there are no material adverse change in the financial condition, operating environment, management of the Assignor or other conditions which will materially affect the ability of the Assignor to perform its obligations under this Assignment;</w:t>
       </w:r>
     </w:p>
     <w:p>
@@ -2553,25 +2379,7 @@
           <w:sz w:val="20"/>
           <w:szCs w:val="20"/>
         </w:rPr>
-        <w:t xml:space="preserve">any legal limitation, incapacity or otherwise of the Assignor in respect of the Facilities which might be a </w:t>
-      </w:r>
-      <w:proofErr w:type="spellStart"/>
-      <w:r>
-        <w:rPr>
-          <w:rFonts w:ascii="Arial" w:hAnsi="Arial" w:cs="Arial"/>
-          <w:sz w:val="20"/>
-          <w:szCs w:val="20"/>
-        </w:rPr>
-        <w:t>defence</w:t>
-      </w:r>
-      <w:proofErr w:type="spellEnd"/>
-      <w:r>
-        <w:rPr>
-          <w:rFonts w:ascii="Arial" w:hAnsi="Arial" w:cs="Arial"/>
-          <w:sz w:val="20"/>
-          <w:szCs w:val="20"/>
-        </w:rPr>
-        <w:t xml:space="preserve"> as between the Assignor and </w:t>
+        <w:t xml:space="preserve">any legal limitation, incapacity or otherwise of the Assignor in respect of the Facilities which might be a defence as between the Assignor and </w:t>
       </w:r>
       <w:r>
         <w:rPr>
@@ -2899,23 +2707,13 @@
         </w:rPr>
         <w:tab/>
       </w:r>
-      <w:proofErr w:type="gramStart"/>
-      <w:r>
-        <w:rPr>
-          <w:rFonts w:ascii="Arial" w:hAnsi="Arial" w:cs="Arial"/>
-          <w:sz w:val="20"/>
-          <w:szCs w:val="20"/>
-        </w:rPr>
-        <w:t>For the purpose of</w:t>
-      </w:r>
-      <w:proofErr w:type="gramEnd"/>
-      <w:r>
-        <w:rPr>
-          <w:rFonts w:ascii="Arial" w:hAnsi="Arial" w:cs="Arial"/>
-          <w:sz w:val="20"/>
-          <w:szCs w:val="20"/>
-        </w:rPr>
-        <w:t xml:space="preserve"> this clause, "obligation" includes any obligation whether matured or unmatured, actual or contingent, present or future. If the amount of any such obligation is unascertained, </w:t>
+      <w:r>
+        <w:rPr>
+          <w:rFonts w:ascii="Arial" w:hAnsi="Arial" w:cs="Arial"/>
+          <w:sz w:val="20"/>
+          <w:szCs w:val="20"/>
+        </w:rPr>
+        <w:t xml:space="preserve">For the purpose of this clause, "obligation" includes any obligation whether matured or unmatured, actual or contingent, present or future. If the amount of any such obligation is unascertained, </w:t>
       </w:r>
       <w:r>
         <w:rPr>
@@ -3143,25 +2941,7 @@
           <w:sz w:val="20"/>
           <w:szCs w:val="20"/>
         </w:rPr>
-        <w:t xml:space="preserve">, the provisions of this Assignment and/or the Security Documents and the Assignor hereby expressly consents to </w:t>
-      </w:r>
-      <w:proofErr w:type="gramStart"/>
-      <w:r>
-        <w:rPr>
-          <w:rFonts w:ascii="Arial" w:hAnsi="Arial" w:cs="Arial"/>
-          <w:sz w:val="20"/>
-          <w:szCs w:val="20"/>
-        </w:rPr>
-        <w:t>any and all</w:t>
-      </w:r>
-      <w:proofErr w:type="gramEnd"/>
-      <w:r>
-        <w:rPr>
-          <w:rFonts w:ascii="Arial" w:hAnsi="Arial" w:cs="Arial"/>
-          <w:sz w:val="20"/>
-          <w:szCs w:val="20"/>
-        </w:rPr>
-        <w:t xml:space="preserve"> such variations and/or departure (however substantial);</w:t>
+        <w:t>, the provisions of this Assignment and/or the Security Documents and the Assignor hereby expressly consents to any and all such variations and/or departure (however substantial);</w:t>
       </w:r>
     </w:p>
     <w:p>
@@ -3709,25 +3489,7 @@
           <w:szCs w:val="20"/>
         </w:rPr>
         <w:tab/>
-        <w:t xml:space="preserve">where SSP transfers its obligations or any part thereof, the Assignor shall execute such documents as are reasonably necessary to release SSP to the extent of the transfer and join the transferee </w:t>
-      </w:r>
-      <w:proofErr w:type="gramStart"/>
-      <w:r>
-        <w:rPr>
-          <w:rFonts w:ascii="Arial" w:hAnsi="Arial" w:cs="Arial"/>
-          <w:sz w:val="20"/>
-          <w:szCs w:val="20"/>
-        </w:rPr>
-        <w:t>as  a</w:t>
-      </w:r>
-      <w:proofErr w:type="gramEnd"/>
-      <w:r>
-        <w:rPr>
-          <w:rFonts w:ascii="Arial" w:hAnsi="Arial" w:cs="Arial"/>
-          <w:sz w:val="20"/>
-          <w:szCs w:val="20"/>
-        </w:rPr>
-        <w:t xml:space="preserve"> party hereto; and </w:t>
+        <w:t xml:space="preserve">where SSP transfers its obligations or any part thereof, the Assignor shall execute such documents as are reasonably necessary to release SSP to the extent of the transfer and join the transferee as  a party hereto; and </w:t>
       </w:r>
     </w:p>
     <w:p>
@@ -4284,25 +4046,7 @@
           <w:sz w:val="20"/>
           <w:szCs w:val="20"/>
         </w:rPr>
-        <w:t xml:space="preserve">under this Assignment shall be paid in full (without any deductions, </w:t>
-      </w:r>
-      <w:proofErr w:type="gramStart"/>
-      <w:r>
-        <w:rPr>
-          <w:rFonts w:ascii="Arial" w:hAnsi="Arial" w:cs="Arial"/>
-          <w:sz w:val="20"/>
-          <w:szCs w:val="20"/>
-        </w:rPr>
-        <w:t>set-off</w:t>
-      </w:r>
-      <w:proofErr w:type="gramEnd"/>
-      <w:r>
-        <w:rPr>
-          <w:rFonts w:ascii="Arial" w:hAnsi="Arial" w:cs="Arial"/>
-          <w:sz w:val="20"/>
-          <w:szCs w:val="20"/>
-        </w:rPr>
-        <w:t xml:space="preserve"> or withholdings). All such sums are exclusive of goods and services tax, or any other tax of similar nature which if payable shall be for the account of the Assignor. If any deduction or withholding is required by law, the Assignor shall forthwith pay to the </w:t>
+        <w:t xml:space="preserve">under this Assignment shall be paid in full (without any deductions, set-off or withholdings). All such sums are exclusive of goods and services tax, or any other tax of similar nature which if payable shall be for the account of the Assignor. If any deduction or withholding is required by law, the Assignor shall forthwith pay to the </w:t>
       </w:r>
       <w:r>
         <w:rPr>
@@ -4573,7 +4317,6 @@
         </w:rPr>
         <w:t xml:space="preserve"> by means of exchange of letters or electronic mails or such other means which may include the signing in electronic form as </w:t>
       </w:r>
-      <w:proofErr w:type="spellStart"/>
       <w:r>
         <w:rPr>
           <w:rFonts w:ascii="Arial" w:hAnsi="Arial" w:cs="Arial"/>
@@ -4582,7 +4325,6 @@
         </w:rPr>
         <w:t>SSp</w:t>
       </w:r>
-      <w:proofErr w:type="spellEnd"/>
       <w:r>
         <w:rPr>
           <w:rFonts w:ascii="Arial" w:hAnsi="Arial" w:cs="Arial"/>
@@ -4787,25 +4529,7 @@
           <w:szCs w:val="20"/>
         </w:rPr>
         <w:tab/>
-        <w:t xml:space="preserve">For the avoidance of doubt, the Assignors confirm and warrant that they are </w:t>
-      </w:r>
-      <w:proofErr w:type="spellStart"/>
-      <w:r>
-        <w:rPr>
-          <w:rFonts w:ascii="Arial" w:hAnsi="Arial" w:cs="Arial"/>
-          <w:sz w:val="20"/>
-          <w:szCs w:val="20"/>
-        </w:rPr>
-        <w:t>authorised</w:t>
-      </w:r>
-      <w:proofErr w:type="spellEnd"/>
-      <w:r>
-        <w:rPr>
-          <w:rFonts w:ascii="Arial" w:hAnsi="Arial" w:cs="Arial"/>
-          <w:sz w:val="20"/>
-          <w:szCs w:val="20"/>
-        </w:rPr>
-        <w:t xml:space="preserve"> to execute this Assignment and the Finance Documents by way of e-signatures in compliance with the Digital Signature Act 1997, the Electronic Commerce Act 2006 and such other legislations governing e-signatures. </w:t>
+        <w:t xml:space="preserve">For the avoidance of doubt, the Assignors confirm and warrant that they are authorised to execute this Assignment and the Finance Documents by way of e-signatures in compliance with the Digital Signature Act 1997, the Electronic Commerce Act 2006 and such other legislations governing e-signatures. </w:t>
       </w:r>
     </w:p>
     <w:p>
@@ -5100,33 +4824,34 @@
           <w:szCs w:val="20"/>
         </w:rPr>
         <w:tab/>
-      </w:r>
-      <w:r>
+        <w:t>)</w:t>
+      </w:r>
+    </w:p>
+    <w:p>
+      <w:pPr>
+        <w:spacing w:after="0"/>
+        <w:jc w:val="both"/>
         <w:rPr>
           <w:rFonts w:ascii="Arial" w:hAnsi="Arial"/>
           <w:sz w:val="20"/>
           <w:szCs w:val="20"/>
         </w:rPr>
-        <w:t>)</w:t>
-      </w:r>
-    </w:p>
-    <w:p>
-      <w:pPr>
-        <w:spacing w:after="0"/>
-        <w:jc w:val="both"/>
+      </w:pPr>
+      <w:r>
         <w:rPr>
           <w:rFonts w:ascii="Arial" w:hAnsi="Arial"/>
           <w:sz w:val="20"/>
           <w:szCs w:val="20"/>
         </w:rPr>
-      </w:pPr>
+        <w:t xml:space="preserve">for and on behalf of </w:t>
+      </w:r>
       <w:r>
         <w:rPr>
           <w:rFonts w:ascii="Arial" w:hAnsi="Arial"/>
           <w:sz w:val="20"/>
           <w:szCs w:val="20"/>
         </w:rPr>
-        <w:t xml:space="preserve">for and on behalf of </w:t>
+        <w:tab/>
       </w:r>
       <w:r>
         <w:rPr>
@@ -5143,21 +4868,6 @@
           <w:szCs w:val="20"/>
         </w:rPr>
         <w:tab/>
-      </w:r>
-      <w:r>
-        <w:rPr>
-          <w:rFonts w:ascii="Arial" w:hAnsi="Arial"/>
-          <w:sz w:val="20"/>
-          <w:szCs w:val="20"/>
-        </w:rPr>
-        <w:tab/>
-      </w:r>
-      <w:r>
-        <w:rPr>
-          <w:rFonts w:ascii="Arial" w:hAnsi="Arial"/>
-          <w:sz w:val="20"/>
-          <w:szCs w:val="20"/>
-        </w:rPr>
         <w:t>)</w:t>
       </w:r>
     </w:p>
@@ -5190,42 +4900,25 @@
           <w:szCs w:val="20"/>
         </w:rPr>
         <w:tab/>
+        <w:t>)</w:t>
       </w:r>
       <w:r>
         <w:rPr>
           <w:rFonts w:ascii="Arial" w:hAnsi="Arial"/>
-          <w:b/>
-          <w:bCs/>
-          <w:sz w:val="20"/>
-          <w:szCs w:val="20"/>
-        </w:rPr>
-        <w:t>)</w:t>
-      </w:r>
-      <w:r>
-        <w:rPr>
-          <w:rFonts w:ascii="Arial" w:hAnsi="Arial"/>
           <w:sz w:val="20"/>
           <w:szCs w:val="20"/>
         </w:rPr>
         <w:tab/>
-      </w:r>
-      <w:r>
-        <w:rPr>
-          <w:rFonts w:ascii="Arial" w:hAnsi="Arial"/>
-          <w:sz w:val="20"/>
-          <w:szCs w:val="20"/>
-        </w:rPr>
         <w:t>______________________________________</w:t>
       </w:r>
     </w:p>
     <w:p>
       <w:pPr>
-        <w:spacing w:after="0"/>
         <w:tabs>
           <w:tab w:val="left" w:pos="5400"/>
         </w:tabs>
+        <w:spacing w:after="0"/>
         <w:ind w:left="5510" w:hanging="1190"/>
-        <w:jc w:val="left"/>
         <w:rPr>
           <w:rFonts w:ascii="Arial" w:hAnsi="Arial"/>
           <w:sz w:val="20"/>
@@ -5247,40 +4940,16 @@
           <w:szCs w:val="20"/>
         </w:rPr>
         <w:tab/>
-      </w:r>
-      <w:r>
-        <w:rPr>
-          <w:rFonts w:ascii="Arial" w:hAnsi="Arial"/>
-          <w:sz w:val="20"/>
-          <w:szCs w:val="20"/>
-        </w:rPr>
-        <w:t>:</w:t>
-      </w:r>
-      <w:r>
-        <w:rPr>
-          <w:rFonts w:ascii="Arial" w:hAnsi="Arial"/>
-          <w:sz w:val="20"/>
-          <w:szCs w:val="20"/>
-        </w:rPr>
-        <w:t xml:space="preserve"> </w:t>
-      </w:r>
-      <w:r>
-        <w:rPr>
-          <w:rFonts w:ascii="Arial" w:hAnsi="Arial"/>
-          <w:sz w:val="20"/>
-          <w:szCs w:val="20"/>
-        </w:rPr>
-        <w:t>{ssp_1_name}</w:t>
-      </w:r>
-    </w:p>
-    <w:p>
-      <w:pPr>
-        <w:spacing w:after="0"/>
+        <w:t>: {ssp_1_name}</w:t>
+      </w:r>
+    </w:p>
+    <w:p>
+      <w:pPr>
         <w:tabs>
           <w:tab w:val="left" w:pos="5400"/>
         </w:tabs>
+        <w:spacing w:after="0"/>
         <w:ind w:left="5510" w:hanging="1190"/>
-        <w:jc w:val="left"/>
         <w:rPr>
           <w:rFonts w:ascii="Arial" w:hAnsi="Arial"/>
           <w:sz w:val="20"/>
@@ -5302,31 +4971,38 @@
           <w:szCs w:val="20"/>
         </w:rPr>
         <w:tab/>
-      </w:r>
-      <w:r>
+        <w:t>: {ssp_1_designation}</w:t>
+      </w:r>
+    </w:p>
+    <w:p>
+      <w:pPr>
+        <w:jc w:val="both"/>
         <w:rPr>
           <w:rFonts w:ascii="Arial" w:hAnsi="Arial"/>
           <w:sz w:val="20"/>
           <w:szCs w:val="20"/>
         </w:rPr>
-        <w:t>:</w:t>
-      </w:r>
-      <w:r>
+      </w:pPr>
+    </w:p>
+    <w:p>
+      <w:pPr>
+        <w:jc w:val="both"/>
         <w:rPr>
           <w:rFonts w:ascii="Arial" w:hAnsi="Arial"/>
           <w:sz w:val="20"/>
           <w:szCs w:val="20"/>
         </w:rPr>
-        <w:t xml:space="preserve"> </w:t>
-      </w:r>
-      <w:r>
+      </w:pPr>
+    </w:p>
+    <w:p>
+      <w:pPr>
+        <w:jc w:val="both"/>
         <w:rPr>
           <w:rFonts w:ascii="Arial" w:hAnsi="Arial"/>
           <w:sz w:val="20"/>
           <w:szCs w:val="20"/>
         </w:rPr>
-        <w:t>{ssp_1_designation}</w:t>
-      </w:r>
+      </w:pPr>
     </w:p>
     <w:p>
       <w:pPr>
@@ -5350,6 +5026,7 @@
     </w:p>
     <w:p>
       <w:pPr>
+        <w:spacing w:after="0"/>
         <w:jc w:val="both"/>
         <w:rPr>
           <w:rFonts w:ascii="Arial" w:hAnsi="Arial"/>
@@ -5357,37 +5034,30 @@
           <w:szCs w:val="20"/>
         </w:rPr>
       </w:pPr>
-    </w:p>
-    <w:p>
-      <w:pPr>
-        <w:jc w:val="both"/>
+      <w:r>
         <w:rPr>
           <w:rFonts w:ascii="Arial" w:hAnsi="Arial"/>
           <w:sz w:val="20"/>
           <w:szCs w:val="20"/>
         </w:rPr>
-      </w:pPr>
-    </w:p>
-    <w:p>
-      <w:pPr>
-        <w:jc w:val="both"/>
+        <w:tab/>
+      </w:r>
+      <w:r>
         <w:rPr>
           <w:rFonts w:ascii="Arial" w:hAnsi="Arial"/>
           <w:sz w:val="20"/>
           <w:szCs w:val="20"/>
         </w:rPr>
-      </w:pPr>
-    </w:p>
-    <w:p>
-      <w:pPr>
-        <w:spacing w:after="0"/>
-        <w:jc w:val="both"/>
+        <w:tab/>
+      </w:r>
+      <w:r>
         <w:rPr>
           <w:rFonts w:ascii="Arial" w:hAnsi="Arial"/>
           <w:sz w:val="20"/>
           <w:szCs w:val="20"/>
         </w:rPr>
-      </w:pPr>
+        <w:tab/>
+      </w:r>
       <w:r>
         <w:rPr>
           <w:rFonts w:ascii="Arial" w:hAnsi="Arial"/>
@@ -5411,48 +5081,16 @@
           <w:szCs w:val="20"/>
         </w:rPr>
         <w:tab/>
-      </w:r>
-      <w:r>
-        <w:rPr>
-          <w:rFonts w:ascii="Arial" w:hAnsi="Arial"/>
-          <w:sz w:val="20"/>
-          <w:szCs w:val="20"/>
-        </w:rPr>
-        <w:tab/>
-      </w:r>
-      <w:r>
-        <w:rPr>
-          <w:rFonts w:ascii="Arial" w:hAnsi="Arial"/>
-          <w:sz w:val="20"/>
-          <w:szCs w:val="20"/>
-        </w:rPr>
-        <w:tab/>
-      </w:r>
-      <w:r>
-        <w:rPr>
-          <w:rFonts w:ascii="Arial" w:hAnsi="Arial"/>
-          <w:sz w:val="20"/>
-          <w:szCs w:val="20"/>
-        </w:rPr>
-        <w:tab/>
-      </w:r>
-      <w:r>
-        <w:rPr>
-          <w:rFonts w:ascii="Arial" w:hAnsi="Arial"/>
-          <w:sz w:val="20"/>
-          <w:szCs w:val="20"/>
-        </w:rPr>
         <w:t>______________________________________</w:t>
       </w:r>
     </w:p>
     <w:p>
       <w:pPr>
-        <w:spacing w:after="0"/>
         <w:tabs>
           <w:tab w:val="left" w:pos="5400"/>
         </w:tabs>
+        <w:spacing w:after="0"/>
         <w:ind w:left="5510" w:hanging="1190"/>
-        <w:jc w:val="left"/>
         <w:rPr>
           <w:rFonts w:ascii="Arial" w:hAnsi="Arial"/>
           <w:sz w:val="20"/>
@@ -5474,40 +5112,16 @@
           <w:szCs w:val="20"/>
         </w:rPr>
         <w:tab/>
-      </w:r>
-      <w:r>
-        <w:rPr>
-          <w:rFonts w:ascii="Arial" w:hAnsi="Arial"/>
-          <w:sz w:val="20"/>
-          <w:szCs w:val="20"/>
-        </w:rPr>
-        <w:t>:</w:t>
-      </w:r>
-      <w:r>
-        <w:rPr>
-          <w:rFonts w:ascii="Arial" w:hAnsi="Arial"/>
-          <w:sz w:val="20"/>
-          <w:szCs w:val="20"/>
-        </w:rPr>
-        <w:t xml:space="preserve"> </w:t>
-      </w:r>
-      <w:r>
-        <w:rPr>
-          <w:rFonts w:ascii="Arial" w:hAnsi="Arial"/>
-          <w:sz w:val="20"/>
-          <w:szCs w:val="20"/>
-        </w:rPr>
-        <w:t>{ssp_2_name}</w:t>
-      </w:r>
-    </w:p>
-    <w:p>
-      <w:pPr>
-        <w:spacing w:after="0"/>
+        <w:t>: {ssp_2_name}</w:t>
+      </w:r>
+    </w:p>
+    <w:p>
+      <w:pPr>
         <w:tabs>
           <w:tab w:val="left" w:pos="5400"/>
         </w:tabs>
+        <w:spacing w:after="0"/>
         <w:ind w:left="5510" w:hanging="1190"/>
-        <w:jc w:val="left"/>
         <w:rPr>
           <w:rFonts w:ascii="Arial" w:hAnsi="Arial"/>
           <w:sz w:val="20"/>
@@ -5529,30 +5143,7 @@
           <w:szCs w:val="20"/>
         </w:rPr>
         <w:tab/>
-      </w:r>
-      <w:r>
-        <w:rPr>
-          <w:rFonts w:ascii="Arial" w:hAnsi="Arial"/>
-          <w:sz w:val="20"/>
-          <w:szCs w:val="20"/>
-        </w:rPr>
-        <w:t>:</w:t>
-      </w:r>
-      <w:r>
-        <w:rPr>
-          <w:rFonts w:ascii="Arial" w:hAnsi="Arial"/>
-          <w:sz w:val="20"/>
-          <w:szCs w:val="20"/>
-        </w:rPr>
-        <w:t xml:space="preserve"> </w:t>
-      </w:r>
-      <w:r>
-        <w:rPr>
-          <w:rFonts w:ascii="Arial" w:hAnsi="Arial"/>
-          <w:sz w:val="20"/>
-          <w:szCs w:val="20"/>
-        </w:rPr>
-        <w:t>{ssp_2_designation}</w:t>
+        <w:t>: {ssp_2_designation}</w:t>
       </w:r>
     </w:p>
     <w:p>
@@ -5706,8 +5297,8 @@
         <w:tblLook w:val="04A0" w:firstRow="1" w:lastRow="0" w:firstColumn="1" w:lastColumn="0" w:noHBand="0" w:noVBand="1"/>
       </w:tblPr>
       <w:tblGrid>
-        <w:gridCol w:w="4513"/>
-        <w:gridCol w:w="4513"/>
+        <w:gridCol w:w="4675"/>
+        <w:gridCol w:w="4675"/>
       </w:tblGrid>
       <w:tr>
         <w:trPr>
@@ -6097,12 +5688,11 @@
           </w:tcPr>
           <w:p>
             <w:pPr>
-              <w:spacing w:after="0" w:line="360" w:lineRule="auto"/>
               <w:tabs>
                 <w:tab w:val="left" w:pos="1800"/>
               </w:tabs>
+              <w:spacing w:line="360" w:lineRule="auto"/>
               <w:ind w:left="1910" w:hanging="1910"/>
-              <w:jc w:val="left"/>
               <w:rPr>
                 <w:rFonts w:ascii="Arial" w:hAnsi="Arial"/>
                 <w:sz w:val="20"/>
@@ -6124,40 +5714,16 @@
                 <w:szCs w:val="20"/>
               </w:rPr>
               <w:tab/>
-            </w:r>
-            <w:r>
-              <w:rPr>
-                <w:rFonts w:ascii="Arial" w:hAnsi="Arial"/>
-                <w:sz w:val="20"/>
-                <w:szCs w:val="20"/>
-              </w:rPr>
-              <w:t>:</w:t>
-            </w:r>
-            <w:r>
-              <w:rPr>
-                <w:rFonts w:ascii="Arial" w:hAnsi="Arial"/>
-                <w:sz w:val="20"/>
-                <w:szCs w:val="20"/>
-              </w:rPr>
-              <w:t xml:space="preserve"> </w:t>
-            </w:r>
-            <w:r>
-              <w:rPr>
-                <w:rFonts w:ascii="Arial" w:hAnsi="Arial"/>
-                <w:sz w:val="20"/>
-                <w:szCs w:val="20"/>
-              </w:rPr>
-              <w:t>{name}</w:t>
+              <w:t>: {name}</w:t>
             </w:r>
           </w:p>
           <w:p>
             <w:pPr>
-              <w:spacing w:after="0" w:line="360" w:lineRule="auto"/>
               <w:tabs>
                 <w:tab w:val="left" w:pos="1800"/>
               </w:tabs>
+              <w:spacing w:line="360" w:lineRule="auto"/>
               <w:ind w:left="1910" w:hanging="1910"/>
-              <w:jc w:val="left"/>
               <w:rPr>
                 <w:rFonts w:ascii="Arial" w:hAnsi="Arial"/>
                 <w:sz w:val="20"/>
@@ -6179,40 +5745,16 @@
                 <w:szCs w:val="20"/>
               </w:rPr>
               <w:tab/>
-            </w:r>
-            <w:r>
-              <w:rPr>
-                <w:rFonts w:ascii="Arial" w:hAnsi="Arial"/>
-                <w:sz w:val="20"/>
-                <w:szCs w:val="20"/>
-              </w:rPr>
-              <w:t>:</w:t>
-            </w:r>
-            <w:r>
-              <w:rPr>
-                <w:rFonts w:ascii="Arial" w:hAnsi="Arial"/>
-                <w:sz w:val="20"/>
-                <w:szCs w:val="20"/>
-              </w:rPr>
-              <w:t xml:space="preserve"> </w:t>
-            </w:r>
-            <w:r>
-              <w:rPr>
-                <w:rFonts w:ascii="Arial" w:hAnsi="Arial"/>
-                <w:sz w:val="20"/>
-                <w:szCs w:val="20"/>
-              </w:rPr>
-              <w:t>{identity_number}</w:t>
+              <w:t>: {identity_number}</w:t>
             </w:r>
           </w:p>
           <w:p>
             <w:pPr>
-              <w:spacing w:after="0" w:line="360" w:lineRule="auto"/>
               <w:tabs>
                 <w:tab w:val="left" w:pos="1800"/>
               </w:tabs>
+              <w:spacing w:line="360" w:lineRule="auto"/>
               <w:ind w:left="1910" w:hanging="1910"/>
-              <w:jc w:val="left"/>
               <w:rPr>
                 <w:rFonts w:ascii="Arial" w:hAnsi="Arial"/>
                 <w:sz w:val="20"/>
@@ -6234,30 +5776,7 @@
                 <w:szCs w:val="20"/>
               </w:rPr>
               <w:tab/>
-            </w:r>
-            <w:r>
-              <w:rPr>
-                <w:rFonts w:ascii="Arial" w:hAnsi="Arial"/>
-                <w:sz w:val="20"/>
-                <w:szCs w:val="20"/>
-              </w:rPr>
-              <w:t>:</w:t>
-            </w:r>
-            <w:r>
-              <w:rPr>
-                <w:rFonts w:ascii="Arial" w:hAnsi="Arial"/>
-                <w:sz w:val="20"/>
-                <w:szCs w:val="20"/>
-              </w:rPr>
-              <w:t xml:space="preserve"> </w:t>
-            </w:r>
-            <w:r>
-              <w:rPr>
-                <w:rFonts w:ascii="Arial" w:hAnsi="Arial"/>
-                <w:sz w:val="20"/>
-                <w:szCs w:val="20"/>
-              </w:rPr>
-              <w:t>{designation}</w:t>
+              <w:t>: {designation}</w:t>
             </w:r>
           </w:p>
         </w:tc>
@@ -6273,12 +5792,11 @@
           </w:tcPr>
           <w:p>
             <w:pPr>
-              <w:spacing w:after="0" w:line="360" w:lineRule="auto"/>
               <w:tabs>
                 <w:tab w:val="left" w:pos="1080"/>
               </w:tabs>
+              <w:spacing w:line="360" w:lineRule="auto"/>
               <w:ind w:left="1190" w:hanging="1190"/>
-              <w:jc w:val="left"/>
               <w:rPr>
                 <w:rFonts w:ascii="Arial" w:hAnsi="Arial"/>
                 <w:sz w:val="20"/>
@@ -6300,40 +5818,16 @@
                 <w:szCs w:val="20"/>
               </w:rPr>
               <w:tab/>
-            </w:r>
-            <w:r>
-              <w:rPr>
-                <w:rFonts w:ascii="Arial" w:hAnsi="Arial"/>
-                <w:sz w:val="20"/>
-                <w:szCs w:val="20"/>
-              </w:rPr>
-              <w:t>:</w:t>
-            </w:r>
-            <w:r>
-              <w:rPr>
-                <w:rFonts w:ascii="Arial" w:hAnsi="Arial"/>
-                <w:sz w:val="20"/>
-                <w:szCs w:val="20"/>
-              </w:rPr>
-              <w:t xml:space="preserve"> </w:t>
-            </w:r>
-            <w:r>
-              <w:rPr>
-                <w:rFonts w:ascii="Arial" w:hAnsi="Arial"/>
-                <w:sz w:val="20"/>
-                <w:szCs w:val="20"/>
-              </w:rPr>
-              <w:t>{witness_name}</w:t>
+              <w:t>: {witness_name}</w:t>
             </w:r>
           </w:p>
           <w:p>
             <w:pPr>
-              <w:spacing w:after="0" w:line="360" w:lineRule="auto"/>
               <w:tabs>
                 <w:tab w:val="left" w:pos="1080"/>
               </w:tabs>
+              <w:spacing w:line="360" w:lineRule="auto"/>
               <w:ind w:left="1190" w:hanging="1190"/>
-              <w:jc w:val="left"/>
               <w:rPr>
                 <w:rFonts w:ascii="Arial" w:hAnsi="Arial"/>
                 <w:sz w:val="20"/>
@@ -6355,30 +5849,7 @@
                 <w:szCs w:val="20"/>
               </w:rPr>
               <w:tab/>
-            </w:r>
-            <w:r>
-              <w:rPr>
-                <w:rFonts w:ascii="Arial" w:hAnsi="Arial"/>
-                <w:sz w:val="20"/>
-                <w:szCs w:val="20"/>
-              </w:rPr>
-              <w:t>:</w:t>
-            </w:r>
-            <w:r>
-              <w:rPr>
-                <w:rFonts w:ascii="Arial" w:hAnsi="Arial"/>
-                <w:sz w:val="20"/>
-                <w:szCs w:val="20"/>
-              </w:rPr>
-              <w:t xml:space="preserve"> </w:t>
-            </w:r>
-            <w:r>
-              <w:rPr>
-                <w:rFonts w:ascii="Arial" w:hAnsi="Arial"/>
-                <w:sz w:val="20"/>
-                <w:szCs w:val="20"/>
-              </w:rPr>
-              <w:t>{witness_designation}</w:t>
+              <w:t>: {witness_designation}</w:t>
             </w:r>
           </w:p>
         </w:tc>
@@ -7553,25 +7024,7 @@
                 <w:sz w:val="20"/>
                 <w:szCs w:val="20"/>
               </w:rPr>
-              <w:t>Accounts Receivable Financing-</w:t>
-            </w:r>
-            <w:proofErr w:type="spellStart"/>
-            <w:r>
-              <w:rPr>
-                <w:rFonts w:ascii="Arial" w:hAnsi="Arial" w:cs="Arial"/>
-                <w:sz w:val="20"/>
-                <w:szCs w:val="20"/>
-              </w:rPr>
-              <w:t>i</w:t>
-            </w:r>
-            <w:proofErr w:type="spellEnd"/>
-            <w:r>
-              <w:rPr>
-                <w:rFonts w:ascii="Arial" w:hAnsi="Arial" w:cs="Arial"/>
-                <w:sz w:val="20"/>
-                <w:szCs w:val="20"/>
-              </w:rPr>
-              <w:t xml:space="preserve"> Agreement; </w:t>
+              <w:t xml:space="preserve">Accounts Receivable Financing-i Agreement; </w:t>
             </w:r>
           </w:p>
           <w:p>
@@ -7965,79 +7418,7 @@
           <w:sz w:val="20"/>
           <w:szCs w:val="20"/>
         </w:rPr>
-        <w:t xml:space="preserve">We hereby notify you that we have, effective from [insert], by an assignment of receivables </w:t>
-      </w:r>
-      <w:proofErr w:type="gramStart"/>
-      <w:r>
-        <w:rPr>
-          <w:rFonts w:ascii="Arial" w:hAnsi="Arial" w:cs="Arial"/>
-          <w:sz w:val="20"/>
-          <w:szCs w:val="20"/>
-        </w:rPr>
-        <w:t>entered into</w:t>
-      </w:r>
-      <w:proofErr w:type="gramEnd"/>
-      <w:r>
-        <w:rPr>
-          <w:rFonts w:ascii="Arial" w:hAnsi="Arial" w:cs="Arial"/>
-          <w:sz w:val="20"/>
-          <w:szCs w:val="20"/>
-        </w:rPr>
-        <w:t xml:space="preserve"> between ourselves and </w:t>
-      </w:r>
-      <w:proofErr w:type="spellStart"/>
-      <w:r>
-        <w:rPr>
-          <w:rFonts w:ascii="Arial" w:hAnsi="Arial" w:cs="Arial"/>
-          <w:sz w:val="20"/>
-          <w:szCs w:val="20"/>
-        </w:rPr>
-        <w:t>Shoraka</w:t>
-      </w:r>
-      <w:proofErr w:type="spellEnd"/>
-      <w:r>
-        <w:rPr>
-          <w:rFonts w:ascii="Arial" w:hAnsi="Arial" w:cs="Arial"/>
-          <w:sz w:val="20"/>
-          <w:szCs w:val="20"/>
-        </w:rPr>
-        <w:t xml:space="preserve"> </w:t>
-      </w:r>
-      <w:proofErr w:type="spellStart"/>
-      <w:r>
-        <w:rPr>
-          <w:rFonts w:ascii="Arial" w:hAnsi="Arial" w:cs="Arial"/>
-          <w:sz w:val="20"/>
-          <w:szCs w:val="20"/>
-        </w:rPr>
-        <w:t>Suyula</w:t>
-      </w:r>
-      <w:proofErr w:type="spellEnd"/>
-      <w:r>
-        <w:rPr>
-          <w:rFonts w:ascii="Arial" w:hAnsi="Arial" w:cs="Arial"/>
-          <w:sz w:val="20"/>
-          <w:szCs w:val="20"/>
-        </w:rPr>
-        <w:t xml:space="preserve"> Platform </w:t>
-      </w:r>
-      <w:proofErr w:type="spellStart"/>
-      <w:r>
-        <w:rPr>
-          <w:rFonts w:ascii="Arial" w:hAnsi="Arial" w:cs="Arial"/>
-          <w:sz w:val="20"/>
-          <w:szCs w:val="20"/>
-        </w:rPr>
-        <w:t>Sdn</w:t>
-      </w:r>
-      <w:proofErr w:type="spellEnd"/>
-      <w:r>
-        <w:rPr>
-          <w:rFonts w:ascii="Arial" w:hAnsi="Arial" w:cs="Arial"/>
-          <w:sz w:val="20"/>
-          <w:szCs w:val="20"/>
-        </w:rPr>
-        <w:t xml:space="preserve">. Bhd. </w:t>
+        <w:t xml:space="preserve">We hereby notify you that we have, effective from [insert], by an assignment of receivables entered into between ourselves and Shoraka Suyula Platform Sdn. Bhd. </w:t>
       </w:r>
       <w:r>
         <w:rPr>
@@ -8081,7 +7462,6 @@
         </w:rPr>
         <w:t xml:space="preserve">”), including but not limited to those listed in the statement of accounts as attached to this Notice of Assignment to </w:t>
       </w:r>
-      <w:proofErr w:type="spellStart"/>
       <w:r>
         <w:rPr>
           <w:rFonts w:ascii="Arial" w:hAnsi="Arial" w:cs="Arial"/>
@@ -8090,62 +7470,7 @@
           <w:sz w:val="20"/>
           <w:szCs w:val="20"/>
         </w:rPr>
-        <w:t>Shoraka</w:t>
-      </w:r>
-      <w:proofErr w:type="spellEnd"/>
-      <w:r>
-        <w:rPr>
-          <w:rFonts w:ascii="Arial" w:hAnsi="Arial" w:cs="Arial"/>
-          <w:b/>
-          <w:bCs/>
-          <w:sz w:val="20"/>
-          <w:szCs w:val="20"/>
-        </w:rPr>
-        <w:t xml:space="preserve"> </w:t>
-      </w:r>
-      <w:proofErr w:type="spellStart"/>
-      <w:r>
-        <w:rPr>
-          <w:rFonts w:ascii="Arial" w:hAnsi="Arial" w:cs="Arial"/>
-          <w:b/>
-          <w:bCs/>
-          <w:sz w:val="20"/>
-          <w:szCs w:val="20"/>
-        </w:rPr>
-        <w:t>Suyula</w:t>
-      </w:r>
-      <w:proofErr w:type="spellEnd"/>
-      <w:r>
-        <w:rPr>
-          <w:rFonts w:ascii="Arial" w:hAnsi="Arial" w:cs="Arial"/>
-          <w:b/>
-          <w:bCs/>
-          <w:sz w:val="20"/>
-          <w:szCs w:val="20"/>
-        </w:rPr>
-        <w:t xml:space="preserve"> Platform </w:t>
-      </w:r>
-      <w:proofErr w:type="spellStart"/>
-      <w:r>
-        <w:rPr>
-          <w:rFonts w:ascii="Arial" w:hAnsi="Arial" w:cs="Arial"/>
-          <w:b/>
-          <w:bCs/>
-          <w:sz w:val="20"/>
-          <w:szCs w:val="20"/>
-        </w:rPr>
-        <w:t>Sdn</w:t>
-      </w:r>
-      <w:proofErr w:type="spellEnd"/>
-      <w:r>
-        <w:rPr>
-          <w:rFonts w:ascii="Arial" w:hAnsi="Arial" w:cs="Arial"/>
-          <w:b/>
-          <w:bCs/>
-          <w:sz w:val="20"/>
-          <w:szCs w:val="20"/>
-        </w:rPr>
-        <w:t>. Bhd.</w:t>
+        <w:t>Shoraka Suyula Platform Sdn. Bhd.</w:t>
       </w:r>
       <w:r>
         <w:rPr>
@@ -8190,25 +7515,7 @@
           <w:sz w:val="20"/>
           <w:szCs w:val="20"/>
         </w:rPr>
-        <w:t xml:space="preserve">You are hereby, absolutely, unconditionally and irrevocably instructed and </w:t>
-      </w:r>
-      <w:proofErr w:type="spellStart"/>
-      <w:r>
-        <w:rPr>
-          <w:rFonts w:ascii="Arial" w:hAnsi="Arial" w:cs="Arial"/>
-          <w:sz w:val="20"/>
-          <w:szCs w:val="20"/>
-        </w:rPr>
-        <w:t>authorised</w:t>
-      </w:r>
-      <w:proofErr w:type="spellEnd"/>
-      <w:r>
-        <w:rPr>
-          <w:rFonts w:ascii="Arial" w:hAnsi="Arial" w:cs="Arial"/>
-          <w:sz w:val="20"/>
-          <w:szCs w:val="20"/>
-        </w:rPr>
-        <w:t xml:space="preserve"> to pay all monies and proceeds due to us whether present and future Receivables owing to us into the account as follows (“</w:t>
+        <w:t>You are hereby, absolutely, unconditionally and irrevocably instructed and authorised to pay all monies and proceeds due to us whether present and future Receivables owing to us into the account as follows (“</w:t>
       </w:r>
       <w:r>
         <w:rPr>
@@ -8294,15 +7601,7 @@
           <w:szCs w:val="20"/>
         </w:rPr>
         <w:tab/>
-        <w:t xml:space="preserve">: </w:t>
-      </w:r>
-      <w:r>
-        <w:rPr>
-          <w:rFonts w:ascii="Arial" w:hAnsi="Arial" w:cs="Arial"/>
-          <w:sz w:val="20"/>
-          <w:szCs w:val="20"/>
-        </w:rPr>
-        <w:t>[Insert]</w:t>
+        <w:t>: [Insert]</w:t>
       </w:r>
     </w:p>
     <w:p>
@@ -8331,15 +7630,7 @@
           <w:szCs w:val="20"/>
         </w:rPr>
         <w:tab/>
-        <w:t xml:space="preserve">: </w:t>
-      </w:r>
-      <w:r>
-        <w:rPr>
-          <w:rFonts w:ascii="Arial" w:hAnsi="Arial" w:cs="Arial"/>
-          <w:sz w:val="20"/>
-          <w:szCs w:val="20"/>
-        </w:rPr>
-        <w:t>[Insert]</w:t>
+        <w:t>: [Insert]</w:t>
       </w:r>
     </w:p>
     <w:p>
@@ -8376,7 +7667,6 @@
         </w:rPr>
         <w:t xml:space="preserve">Notwithstanding the assignment referred to above, we remain liable to perform all obligations assumed by us in relation to any business arrangement and contracts we may have, </w:t>
       </w:r>
-      <w:proofErr w:type="spellStart"/>
       <w:r>
         <w:rPr>
           <w:rFonts w:ascii="Arial" w:hAnsi="Arial" w:cs="Arial"/>
@@ -8385,124 +7675,15 @@
           <w:sz w:val="20"/>
           <w:szCs w:val="20"/>
         </w:rPr>
-        <w:t>Shoraka</w:t>
-      </w:r>
-      <w:proofErr w:type="spellEnd"/>
-      <w:r>
-        <w:rPr>
-          <w:rFonts w:ascii="Arial" w:hAnsi="Arial" w:cs="Arial"/>
-          <w:b/>
-          <w:bCs/>
-          <w:sz w:val="20"/>
-          <w:szCs w:val="20"/>
-        </w:rPr>
-        <w:t xml:space="preserve"> </w:t>
-      </w:r>
-      <w:proofErr w:type="spellStart"/>
-      <w:r>
-        <w:rPr>
-          <w:rFonts w:ascii="Arial" w:hAnsi="Arial" w:cs="Arial"/>
-          <w:b/>
-          <w:bCs/>
-          <w:sz w:val="20"/>
-          <w:szCs w:val="20"/>
-        </w:rPr>
-        <w:t>Suyula</w:t>
-      </w:r>
-      <w:proofErr w:type="spellEnd"/>
-      <w:r>
-        <w:rPr>
-          <w:rFonts w:ascii="Arial" w:hAnsi="Arial" w:cs="Arial"/>
-          <w:b/>
-          <w:bCs/>
-          <w:sz w:val="20"/>
-          <w:szCs w:val="20"/>
-        </w:rPr>
-        <w:t xml:space="preserve"> Platform </w:t>
-      </w:r>
-      <w:proofErr w:type="spellStart"/>
-      <w:r>
-        <w:rPr>
-          <w:rFonts w:ascii="Arial" w:hAnsi="Arial" w:cs="Arial"/>
-          <w:b/>
-          <w:bCs/>
-          <w:sz w:val="20"/>
-          <w:szCs w:val="20"/>
-        </w:rPr>
-        <w:t>Sdn</w:t>
-      </w:r>
-      <w:proofErr w:type="spellEnd"/>
-      <w:r>
-        <w:rPr>
-          <w:rFonts w:ascii="Arial" w:hAnsi="Arial" w:cs="Arial"/>
-          <w:b/>
-          <w:bCs/>
-          <w:sz w:val="20"/>
-          <w:szCs w:val="20"/>
-        </w:rPr>
-        <w:t xml:space="preserve">. Bhd. </w:t>
-      </w:r>
-      <w:r>
-        <w:rPr>
-          <w:rFonts w:ascii="Arial" w:hAnsi="Arial" w:cs="Arial"/>
-          <w:sz w:val="20"/>
-          <w:szCs w:val="20"/>
-        </w:rPr>
-        <w:t xml:space="preserve">shall not be under any obligation to perform the obligations imposed on us pursuant thereto. This Notice of Assignment is irrevocable and unconditional and may not be modified, revoked or varied without the prior consent in writing of </w:t>
-      </w:r>
-      <w:proofErr w:type="spellStart"/>
-      <w:r>
-        <w:rPr>
-          <w:rFonts w:ascii="Arial" w:hAnsi="Arial" w:cs="Arial"/>
-          <w:sz w:val="20"/>
-          <w:szCs w:val="20"/>
-        </w:rPr>
-        <w:t>Shoraka</w:t>
-      </w:r>
-      <w:proofErr w:type="spellEnd"/>
-      <w:r>
-        <w:rPr>
-          <w:rFonts w:ascii="Arial" w:hAnsi="Arial" w:cs="Arial"/>
-          <w:sz w:val="20"/>
-          <w:szCs w:val="20"/>
-        </w:rPr>
-        <w:t xml:space="preserve"> </w:t>
-      </w:r>
-      <w:proofErr w:type="spellStart"/>
-      <w:r>
-        <w:rPr>
-          <w:rFonts w:ascii="Arial" w:hAnsi="Arial" w:cs="Arial"/>
-          <w:sz w:val="20"/>
-          <w:szCs w:val="20"/>
-        </w:rPr>
-        <w:t>Suyula</w:t>
-      </w:r>
-      <w:proofErr w:type="spellEnd"/>
-      <w:r>
-        <w:rPr>
-          <w:rFonts w:ascii="Arial" w:hAnsi="Arial" w:cs="Arial"/>
-          <w:sz w:val="20"/>
-          <w:szCs w:val="20"/>
-        </w:rPr>
-        <w:t xml:space="preserve"> Platform </w:t>
-      </w:r>
-      <w:proofErr w:type="spellStart"/>
-      <w:r>
-        <w:rPr>
-          <w:rFonts w:ascii="Arial" w:hAnsi="Arial" w:cs="Arial"/>
-          <w:sz w:val="20"/>
-          <w:szCs w:val="20"/>
-        </w:rPr>
-        <w:t>Sdn</w:t>
-      </w:r>
-      <w:proofErr w:type="spellEnd"/>
-      <w:r>
-        <w:rPr>
-          <w:rFonts w:ascii="Arial" w:hAnsi="Arial" w:cs="Arial"/>
-          <w:sz w:val="20"/>
-          <w:szCs w:val="20"/>
-        </w:rPr>
-        <w:t xml:space="preserve">. Bhd. </w:t>
+        <w:t xml:space="preserve">Shoraka Suyula Platform Sdn. Bhd. </w:t>
+      </w:r>
+      <w:r>
+        <w:rPr>
+          <w:rFonts w:ascii="Arial" w:hAnsi="Arial" w:cs="Arial"/>
+          <w:sz w:val="20"/>
+          <w:szCs w:val="20"/>
+        </w:rPr>
+        <w:t xml:space="preserve">shall not be under any obligation to perform the obligations imposed on us pursuant thereto. This Notice of Assignment is irrevocable and unconditional and may not be modified, revoked or varied without the prior consent in writing of Shoraka Suyula Platform Sdn. Bhd. </w:t>
       </w:r>
     </w:p>
     <w:p>
@@ -8539,25 +7720,7 @@
           <w:sz w:val="20"/>
           <w:szCs w:val="20"/>
         </w:rPr>
-        <w:t xml:space="preserve">Payment of all the Receivables into the Designated Account shall be the only valid and effective discharge by you of your obligations to pay the Proceeds to us under our business arrangement and contracts. There shall be no contra or </w:t>
-      </w:r>
-      <w:proofErr w:type="gramStart"/>
-      <w:r>
-        <w:rPr>
-          <w:rFonts w:ascii="Arial" w:hAnsi="Arial" w:cs="Arial"/>
-          <w:sz w:val="20"/>
-          <w:szCs w:val="20"/>
-        </w:rPr>
-        <w:t>set-offs</w:t>
-      </w:r>
-      <w:proofErr w:type="gramEnd"/>
-      <w:r>
-        <w:rPr>
-          <w:rFonts w:ascii="Arial" w:hAnsi="Arial" w:cs="Arial"/>
-          <w:sz w:val="20"/>
-          <w:szCs w:val="20"/>
-        </w:rPr>
-        <w:t xml:space="preserve"> allowed against all the monies and proceeds payable to the Designated Account. </w:t>
+        <w:t xml:space="preserve">Payment of all the Receivables into the Designated Account shall be the only valid and effective discharge by you of your obligations to pay the Proceeds to us under our business arrangement and contracts. There shall be no contra or set-offs allowed against all the monies and proceeds payable to the Designated Account. </w:t>
       </w:r>
     </w:p>
     <w:p>
@@ -8847,61 +8010,7 @@
           <w:sz w:val="20"/>
           <w:szCs w:val="20"/>
         </w:rPr>
-        <w:t xml:space="preserve">I/We confirm that we have not received any other notice purporting to the creation of any assignment, charge or any other security interest or otherwise affecting all or any of the </w:t>
-      </w:r>
-      <w:proofErr w:type="spellStart"/>
-      <w:r>
-        <w:rPr>
-          <w:rFonts w:ascii="Arial" w:hAnsi="Arial" w:cs="Arial"/>
-          <w:sz w:val="20"/>
-          <w:szCs w:val="20"/>
-        </w:rPr>
-        <w:t>Shoraka</w:t>
-      </w:r>
-      <w:proofErr w:type="spellEnd"/>
-      <w:r>
-        <w:rPr>
-          <w:rFonts w:ascii="Arial" w:hAnsi="Arial" w:cs="Arial"/>
-          <w:sz w:val="20"/>
-          <w:szCs w:val="20"/>
-        </w:rPr>
-        <w:t xml:space="preserve"> </w:t>
-      </w:r>
-      <w:proofErr w:type="spellStart"/>
-      <w:r>
-        <w:rPr>
-          <w:rFonts w:ascii="Arial" w:hAnsi="Arial" w:cs="Arial"/>
-          <w:sz w:val="20"/>
-          <w:szCs w:val="20"/>
-        </w:rPr>
-        <w:t>Suyula</w:t>
-      </w:r>
-      <w:proofErr w:type="spellEnd"/>
-      <w:r>
-        <w:rPr>
-          <w:rFonts w:ascii="Arial" w:hAnsi="Arial" w:cs="Arial"/>
-          <w:sz w:val="20"/>
-          <w:szCs w:val="20"/>
-        </w:rPr>
-        <w:t xml:space="preserve"> Platform </w:t>
-      </w:r>
-      <w:proofErr w:type="spellStart"/>
-      <w:r>
-        <w:rPr>
-          <w:rFonts w:ascii="Arial" w:hAnsi="Arial" w:cs="Arial"/>
-          <w:sz w:val="20"/>
-          <w:szCs w:val="20"/>
-        </w:rPr>
-        <w:t>Sdn</w:t>
-      </w:r>
-      <w:proofErr w:type="spellEnd"/>
-      <w:r>
-        <w:rPr>
-          <w:rFonts w:ascii="Arial" w:hAnsi="Arial" w:cs="Arial"/>
-          <w:sz w:val="20"/>
-          <w:szCs w:val="20"/>
-        </w:rPr>
-        <w:t xml:space="preserve">. Bhd.’s rights, interests and benefits whatsoever in and towards the Receivables. </w:t>
+        <w:t xml:space="preserve">I/We confirm that we have not received any other notice purporting to the creation of any assignment, charge or any other security interest or otherwise affecting all or any of the Shoraka Suyula Platform Sdn. Bhd.’s rights, interests and benefits whatsoever in and towards the Receivables. </w:t>
       </w:r>
     </w:p>
     <w:p>
@@ -8931,25 +8040,7 @@
           <w:sz w:val="20"/>
           <w:szCs w:val="20"/>
         </w:rPr>
-        <w:t xml:space="preserve">I/We confirm that current balance as stated in the statement of account attached with outstanding of RM_____________ as at ________________ is correct and I/We agree and undertake that we shall remit the amount outstanding and all other future Receivables to the Designated Account above. I/We agree that from the date of the Notice of Assignment herein all the present and future Receivables shall not be subjected to any contra or </w:t>
-      </w:r>
-      <w:proofErr w:type="gramStart"/>
-      <w:r>
-        <w:rPr>
-          <w:rFonts w:ascii="Arial" w:hAnsi="Arial" w:cs="Arial"/>
-          <w:sz w:val="20"/>
-          <w:szCs w:val="20"/>
-        </w:rPr>
-        <w:t>set-offs</w:t>
-      </w:r>
-      <w:proofErr w:type="gramEnd"/>
-      <w:r>
-        <w:rPr>
-          <w:rFonts w:ascii="Arial" w:hAnsi="Arial" w:cs="Arial"/>
-          <w:sz w:val="20"/>
-          <w:szCs w:val="20"/>
-        </w:rPr>
-        <w:t xml:space="preserve">. </w:t>
+        <w:t xml:space="preserve">I/We confirm that current balance as stated in the statement of account attached with outstanding of RM_____________ as at ________________ is correct and I/We agree and undertake that we shall remit the amount outstanding and all other future Receivables to the Designated Account above. I/We agree that from the date of the Notice of Assignment herein all the present and future Receivables shall not be subjected to any contra or set-offs. </w:t>
       </w:r>
     </w:p>
     <w:p>
@@ -9082,23 +8173,13 @@
           <w:szCs w:val="20"/>
         </w:rPr>
       </w:pPr>
-      <w:proofErr w:type="spellStart"/>
-      <w:r>
-        <w:rPr>
-          <w:rFonts w:ascii="Arial" w:hAnsi="Arial" w:cs="Arial"/>
-          <w:sz w:val="20"/>
-          <w:szCs w:val="20"/>
-        </w:rPr>
-        <w:t>Authorised</w:t>
-      </w:r>
-      <w:proofErr w:type="spellEnd"/>
-      <w:r>
-        <w:rPr>
-          <w:rFonts w:ascii="Arial" w:hAnsi="Arial" w:cs="Arial"/>
-          <w:sz w:val="20"/>
-          <w:szCs w:val="20"/>
-        </w:rPr>
-        <w:t xml:space="preserve"> Signatory and Company’s Stamp</w:t>
+      <w:r>
+        <w:rPr>
+          <w:rFonts w:ascii="Arial" w:hAnsi="Arial" w:cs="Arial"/>
+          <w:sz w:val="20"/>
+          <w:szCs w:val="20"/>
+        </w:rPr>
+        <w:t>Authorised Signatory and Company’s Stamp</w:t>
       </w:r>
     </w:p>
     <w:p>

--- a/apps/api/src/modules/applications/templates/arf-deed-of-assignment.docx
+++ b/apps/api/src/modules/applications/templates/arf-deed-of-assignment.docx
@@ -112,7 +112,7 @@
             <w:sz w:val="20"/>
             <w:szCs w:val="20"/>
           </w:rPr>
-          <w:t>hellosuyula@shorakagroup.com</w:t>
+          <w:t>admin@cashsouk.com</w:t>
         </w:r>
       </w:hyperlink>
       <w:r>
@@ -6216,7 +6216,7 @@
                 <w:sz w:val="20"/>
                 <w:szCs w:val="20"/>
               </w:rPr>
-              <w:t>Level 17, Wisma Mont Kiara, Jalan Mont Kiara, 50480 Kuala Lumpur</w:t>
+              <w:t>Level 19, Wisma Mont Kiara, Jalan Mont Kiara, 50480 Kuala Lumpur</w:t>
             </w:r>
           </w:p>
         </w:tc>
@@ -6270,7 +6270,7 @@
                   <w:sz w:val="20"/>
                   <w:szCs w:val="20"/>
                 </w:rPr>
-                <w:t>hellosuyula@shorakagroup.com</w:t>
+                <w:t>admin@cashsouk.com</w:t>
               </w:r>
             </w:hyperlink>
             <w:r>
